--- a/ストロベリーボーイズ運用/お客様インタビュー実践マニュアル.docx
+++ b/ストロベリーボーイズ運用/お客様インタビュー実践マニュアル.docx
@@ -4712,6 +4712,11 @@
       </w:r>
     </w:p>
     <w:p>
+      <w:r>
+        <w:br w:type="page"/>
+      </w:r>
+    </w:p>
+    <w:p>
       <w:pPr>
         <w:pStyle w:val="Heading1"/>
         <w:pBdr>
@@ -4728,7 +4733,7 @@
           <w:sz w:val="30"/>
           <w:szCs w:val="30"/>
         </w:rPr>
-        <w:t xml:space="preserve">12. 倫理・配慮（お客様の安全が最優先）</w:t>
+        <w:t xml:space="preserve">12. SEO実装レイヤー（記事を“検索資産”に変える）</w:t>
       </w:r>
     </w:p>
     <w:p>
@@ -4739,7 +4744,24 @@
         <w:rPr>
           <w:rFonts w:ascii="Yu Gothic" w:cs="Yu Gothic" w:eastAsia="Yu Gothic" w:hAnsi="Yu Gothic"/>
         </w:rPr>
-        <w:t xml:space="preserve">このインタビューは、感情の深いところに触れます。コンテンツの質より、お客様の安全と尊厳が常に優先です。</w:t>
+        <w:t xml:space="preserve">集めた物語を、検索で長く読まれる資産にするための実装ルールです。インタビューの中身とは別に、公開時に必ず押さえます（キャスト紹介記事の戦略と同じ考え方を、お客様記事用に整えたもの）。</w:t>
+      </w:r>
+    </w:p>
+    <w:p>
+      <w:pPr>
+        <w:pStyle w:val="Heading3"/>
+        <w:spacing w:after="80" w:before="180"/>
+      </w:pPr>
+      <w:r>
+        <w:rPr>
+          <w:rFonts w:ascii="Yu Gothic" w:cs="Yu Gothic" w:eastAsia="Yu Gothic" w:hAnsi="Yu Gothic"/>
+          <w:b/>
+          <w:bCs/>
+          <w:color w:val="8A6D2B"/>
+          <w:sz w:val="21"/>
+          <w:szCs w:val="21"/>
+        </w:rPr>
+        <w:t xml:space="preserve">12-1. タイトル・meta の型</w:t>
       </w:r>
     </w:p>
     <w:p>
@@ -4754,8 +4776,16 @@
       <w:r>
         <w:rPr>
           <w:rFonts w:ascii="Yu Gothic" w:cs="Yu Gothic" w:eastAsia="Yu Gothic" w:hAnsi="Yu Gothic"/>
-        </w:rPr>
-        <w:t xml:space="preserve">「話したくない」と感じたらいつでも止められると、最初に必ず伝える</w:t>
+          <w:b/>
+          <w:bCs/>
+        </w:rPr>
+        <w:t xml:space="preserve">title（40〜60字）： </w:t>
+      </w:r>
+      <w:r>
+        <w:rPr>
+          <w:rFonts w:ascii="Yu Gothic" w:cs="Yu Gothic" w:eastAsia="Yu Gothic" w:hAnsi="Yu Gothic"/>
+        </w:rPr>
+        <w:t xml:space="preserve">読者の“状態”＋属性＋ブランド名。例：「誰にも言えなかった夜に｜◯◯さん（30代・会社員）がストロベリーボーイズを予約するまで」</w:t>
       </w:r>
     </w:p>
     <w:p>
@@ -4770,8 +4800,33 @@
       <w:r>
         <w:rPr>
           <w:rFonts w:ascii="Yu Gothic" w:cs="Yu Gothic" w:eastAsia="Yu Gothic" w:hAnsi="Yu Gothic"/>
-        </w:rPr>
-        <w:t xml:space="preserve">お酒の場では判断力が下がる。過剰な暴露は、後日の確認で必ず削る</w:t>
+          <w:b/>
+          <w:bCs/>
+        </w:rPr>
+        <w:t xml:space="preserve">meta description（120〜155字）： </w:t>
+      </w:r>
+      <w:r>
+        <w:rPr>
+          <w:rFonts w:ascii="Yu Gothic" w:cs="Yu Gothic" w:eastAsia="Yu Gothic" w:hAnsi="Yu Gothic"/>
+        </w:rPr>
+        <w:t xml:space="preserve">「①どんな悩みの人が → ②どう迷って → ③どうなったか」を1文で。クリック率を左右する最重要要素。</w:t>
+      </w:r>
+    </w:p>
+    <w:p>
+      <w:pPr>
+        <w:pStyle w:val="Heading3"/>
+        <w:spacing w:after="80" w:before="180"/>
+      </w:pPr>
+      <w:r>
+        <w:rPr>
+          <w:rFonts w:ascii="Yu Gothic" w:cs="Yu Gothic" w:eastAsia="Yu Gothic" w:hAnsi="Yu Gothic"/>
+          <w:b/>
+          <w:bCs/>
+          <w:color w:val="8A6D2B"/>
+          <w:sz w:val="21"/>
+          <w:szCs w:val="21"/>
+        </w:rPr>
+        <w:t xml:space="preserve">12-2. 見出し（H2・H3）にキーワードを自然に含める</w:t>
       </w:r>
     </w:p>
     <w:p>
@@ -4787,7 +4842,7 @@
         <w:rPr>
           <w:rFonts w:ascii="Yu Gothic" w:cs="Yu Gothic" w:eastAsia="Yu Gothic" w:hAnsi="Yu Gothic"/>
         </w:rPr>
-        <w:t xml:space="preserve">過去のトラウマ・性的経験など、デリケートな領域に踏み込みすぎない。本人が自発的に話した範囲にとどめる</w:t>
+        <w:t xml:space="preserve">見出しだけ読んで、記事の流れ（悩み→ためらい→利用後）が分かるようにする。</w:t>
       </w:r>
     </w:p>
     <w:p>
@@ -4803,7 +4858,24 @@
         <w:rPr>
           <w:rFonts w:ascii="Yu Gothic" w:cs="Yu Gothic" w:eastAsia="Yu Gothic" w:hAnsi="Yu Gothic"/>
         </w:rPr>
-        <w:t xml:space="preserve">掲載前の本人チェックは必ず入れる。安心が、次のインタビューにつながる</w:t>
+        <w:t xml:space="preserve">感情系KWを見出しに散らす。例：「初めての女性用風俗、予約ボタンで止まった指」</w:t>
+      </w:r>
+    </w:p>
+    <w:p>
+      <w:pPr>
+        <w:pStyle w:val="Heading3"/>
+        <w:spacing w:after="80" w:before="180"/>
+      </w:pPr>
+      <w:r>
+        <w:rPr>
+          <w:rFonts w:ascii="Yu Gothic" w:cs="Yu Gothic" w:eastAsia="Yu Gothic" w:hAnsi="Yu Gothic"/>
+          <w:b/>
+          <w:bCs/>
+          <w:color w:val="8A6D2B"/>
+          <w:sz w:val="21"/>
+          <w:szCs w:val="21"/>
+        </w:rPr>
+        <w:t xml:space="preserve">12-3.「1記事1テーマ」で共食いを防ぐ</w:t>
       </w:r>
     </w:p>
     <w:p>
@@ -4818,8 +4890,657 @@
       <w:r>
         <w:rPr>
           <w:rFonts w:ascii="Yu Gothic" w:cs="Yu Gothic" w:eastAsia="Yu Gothic" w:hAnsi="Yu Gothic"/>
-        </w:rPr>
-        <w:t xml:space="preserve">キャスト本人や特定の指名客が識別できる情報は、編集で必ずぼかす</w:t>
+          <w:b/>
+          <w:bCs/>
+        </w:rPr>
+        <w:t xml:space="preserve">1本ごとに代表キーワードを1つ決める</w:t>
+      </w:r>
+      <w:r>
+        <w:rPr>
+          <w:rFonts w:ascii="Yu Gothic" w:cs="Yu Gothic" w:eastAsia="Yu Gothic" w:hAnsi="Yu Gothic"/>
+        </w:rPr>
+        <w:t xml:space="preserve">（例：「女性用風俗 初めて 不安」）。</w:t>
+      </w:r>
+    </w:p>
+    <w:p>
+      <w:pPr>
+        <w:pStyle w:val="ListParagraph"/>
+        <w:numPr>
+          <w:ilvl w:val="0"/>
+          <w:numId w:val="2"/>
+        </w:numPr>
+        <w:spacing w:after="30" w:before="30" w:line="290"/>
+      </w:pPr>
+      <w:r>
+        <w:rPr>
+          <w:rFonts w:ascii="Yu Gothic" w:cs="Yu Gothic" w:eastAsia="Yu Gothic" w:hAnsi="Yu Gothic"/>
+        </w:rPr>
+        <w:t xml:space="preserve">似た記事を量産するとカニバリ（共食い）が起きる</w:t>
+      </w:r>
+      <w:r>
+        <w:rPr>
+          <w:rFonts w:ascii="Yu Gothic" w:cs="Yu Gothic" w:eastAsia="Yu Gothic" w:hAnsi="Yu Gothic"/>
+        </w:rPr>
+        <w:t xml:space="preserve">ので、記事ごとに“悩みの切り口”をずらす（仕事の疲れ／人間関係／自己肯定感／パートナー不在…）。</w:t>
+      </w:r>
+    </w:p>
+    <w:p>
+      <w:pPr>
+        <w:pStyle w:val="ListParagraph"/>
+        <w:numPr>
+          <w:ilvl w:val="0"/>
+          <w:numId w:val="2"/>
+        </w:numPr>
+        <w:spacing w:after="30" w:before="30" w:line="290"/>
+      </w:pPr>
+      <w:r>
+        <w:rPr>
+          <w:rFonts w:ascii="Yu Gothic" w:cs="Yu Gothic" w:eastAsia="Yu Gothic" w:hAnsi="Yu Gothic"/>
+        </w:rPr>
+        <w:t xml:space="preserve">台帳（スプレッドシート）で「記事｜代表KW｜切り口｜対象読者」を管理する。</w:t>
+      </w:r>
+    </w:p>
+    <w:p>
+      <w:pPr>
+        <w:pStyle w:val="Heading3"/>
+        <w:spacing w:after="80" w:before="180"/>
+      </w:pPr>
+      <w:r>
+        <w:rPr>
+          <w:rFonts w:ascii="Yu Gothic" w:cs="Yu Gothic" w:eastAsia="Yu Gothic" w:hAnsi="Yu Gothic"/>
+          <w:b/>
+          <w:bCs/>
+          <w:color w:val="8A6D2B"/>
+          <w:sz w:val="21"/>
+          <w:szCs w:val="21"/>
+        </w:rPr>
+        <w:t xml:space="preserve">12-4. 内部リンク（記事を孤立させない）</w:t>
+      </w:r>
+    </w:p>
+    <w:p>
+      <w:pPr>
+        <w:spacing w:after="120" w:before="60" w:line="300"/>
+      </w:pPr>
+      <w:r>
+        <w:rPr>
+          <w:rFonts w:ascii="Yu Gothic" w:cs="Yu Gothic" w:eastAsia="Yu Gothic" w:hAnsi="Yu Gothic"/>
+        </w:rPr>
+        <w:t xml:space="preserve">最低3本を設置。①「初めての方へ」教育記事、②料金・予約ページ（CTA）、③関連するお客様／キャスト記事。アンカーテキストにKWを含める（「こちらをクリック」はNG）。</w:t>
+      </w:r>
+    </w:p>
+    <w:p>
+      <w:pPr>
+        <w:pStyle w:val="Heading3"/>
+        <w:spacing w:after="80" w:before="180"/>
+      </w:pPr>
+      <w:r>
+        <w:rPr>
+          <w:rFonts w:ascii="Yu Gothic" w:cs="Yu Gothic" w:eastAsia="Yu Gothic" w:hAnsi="Yu Gothic"/>
+          <w:b/>
+          <w:bCs/>
+          <w:color w:val="8A6D2B"/>
+          <w:sz w:val="21"/>
+          <w:szCs w:val="21"/>
+        </w:rPr>
+        <w:t xml:space="preserve">12-5. 構造化データ（AIO・リッチリザルト対策）</w:t>
+      </w:r>
+    </w:p>
+    <w:p>
+      <w:pPr>
+        <w:pStyle w:val="ListParagraph"/>
+        <w:numPr>
+          <w:ilvl w:val="0"/>
+          <w:numId w:val="2"/>
+        </w:numPr>
+        <w:spacing w:after="30" w:before="30" w:line="290"/>
+      </w:pPr>
+      <w:r>
+        <w:rPr>
+          <w:rFonts w:ascii="Yu Gothic" w:cs="Yu Gothic" w:eastAsia="Yu Gothic" w:hAnsi="Yu Gothic"/>
+          <w:b/>
+          <w:bCs/>
+        </w:rPr>
+        <w:t xml:space="preserve">FAQPage schema： </w:t>
+      </w:r>
+      <w:r>
+        <w:rPr>
+          <w:rFonts w:ascii="Yu Gothic" w:cs="Yu Gothic" w:eastAsia="Yu Gothic" w:hAnsi="Yu Gothic"/>
+        </w:rPr>
+        <w:t xml:space="preserve">記事末のFAQに付与。AI Overview／AI検索に引用されやすくなる。</w:t>
+      </w:r>
+    </w:p>
+    <w:p>
+      <w:pPr>
+        <w:pStyle w:val="ListParagraph"/>
+        <w:numPr>
+          <w:ilvl w:val="0"/>
+          <w:numId w:val="2"/>
+        </w:numPr>
+        <w:spacing w:after="30" w:before="30" w:line="290"/>
+      </w:pPr>
+      <w:r>
+        <w:rPr>
+          <w:rFonts w:ascii="Yu Gothic" w:cs="Yu Gothic" w:eastAsia="Yu Gothic" w:hAnsi="Yu Gothic"/>
+          <w:b/>
+          <w:bCs/>
+        </w:rPr>
+        <w:t xml:space="preserve">Article（BlogPosting）schema： </w:t>
+      </w:r>
+      <w:r>
+        <w:rPr>
+          <w:rFonts w:ascii="Yu Gothic" w:cs="Yu Gothic" w:eastAsia="Yu Gothic" w:hAnsi="Yu Gothic"/>
+        </w:rPr>
+        <w:t xml:space="preserve">著者・公開日を明示。</w:t>
+      </w:r>
+    </w:p>
+    <w:p>
+      <w:pPr>
+        <w:pStyle w:val="ListParagraph"/>
+        <w:numPr>
+          <w:ilvl w:val="0"/>
+          <w:numId w:val="2"/>
+        </w:numPr>
+        <w:spacing w:after="30" w:before="30" w:line="290"/>
+      </w:pPr>
+      <w:r>
+        <w:rPr>
+          <w:rFonts w:ascii="Yu Gothic" w:cs="Yu Gothic" w:eastAsia="Yu Gothic" w:hAnsi="Yu Gothic"/>
+          <w:b/>
+          <w:bCs/>
+          <w:color w:val="B3122F"/>
+        </w:rPr>
+        <w:t xml:space="preserve">⚠️ Review／AggregateRating schema（★評価）は使わない。 </w:t>
+      </w:r>
+      <w:r>
+        <w:rPr>
+          <w:rFonts w:ascii="Yu Gothic" w:cs="Yu Gothic" w:eastAsia="Yu Gothic" w:hAnsi="Yu Gothic"/>
+        </w:rPr>
+        <w:t xml:space="preserve">Googleは自社サイト上の“自己申告レビュー”のリッチリザルトを原則認めていません。体験談は「物語＋FAQ」で勝負します。</w:t>
+      </w:r>
+    </w:p>
+    <w:p>
+      <w:pPr>
+        <w:pStyle w:val="Heading3"/>
+        <w:spacing w:after="80" w:before="180"/>
+      </w:pPr>
+      <w:r>
+        <w:rPr>
+          <w:rFonts w:ascii="Yu Gothic" w:cs="Yu Gothic" w:eastAsia="Yu Gothic" w:hAnsi="Yu Gothic"/>
+          <w:b/>
+          <w:bCs/>
+          <w:color w:val="8A6D2B"/>
+          <w:sz w:val="21"/>
+          <w:szCs w:val="21"/>
+        </w:rPr>
+        <w:t xml:space="preserve">12-6. 匿名性とSEOの両立</w:t>
+      </w:r>
+    </w:p>
+    <w:p>
+      <w:pPr>
+        <w:spacing w:after="120" w:before="60" w:line="300"/>
+      </w:pPr>
+      <w:r>
+        <w:rPr>
+          <w:rFonts w:ascii="Yu Gothic" w:cs="Yu Gothic" w:eastAsia="Yu Gothic" w:hAnsi="Yu Gothic"/>
+        </w:rPr>
+        <w:t xml:space="preserve">実名でなくてOK。ただし「30代・会社員・利用歴半年」など</w:t>
+      </w:r>
+      <w:r>
+        <w:rPr>
+          <w:rFonts w:ascii="Yu Gothic" w:cs="Yu Gothic" w:eastAsia="Yu Gothic" w:hAnsi="Yu Gothic"/>
+          <w:b/>
+          <w:bCs/>
+        </w:rPr>
+        <w:t xml:space="preserve">属性の具体性は信頼性（E-E-A-T）に効く</w:t>
+      </w:r>
+      <w:r>
+        <w:rPr>
+          <w:rFonts w:ascii="Yu Gothic" w:cs="Yu Gothic" w:eastAsia="Yu Gothic" w:hAnsi="Yu Gothic"/>
+        </w:rPr>
+        <w:t xml:space="preserve">ので必ず入れる。個人特定につながる固有情報はぼかす。</w:t>
+      </w:r>
+    </w:p>
+    <w:p>
+      <w:pPr>
+        <w:pStyle w:val="Heading3"/>
+        <w:spacing w:after="80" w:before="180"/>
+      </w:pPr>
+      <w:r>
+        <w:rPr>
+          <w:rFonts w:ascii="Yu Gothic" w:cs="Yu Gothic" w:eastAsia="Yu Gothic" w:hAnsi="Yu Gothic"/>
+          <w:b/>
+          <w:bCs/>
+          <w:color w:val="8A6D2B"/>
+          <w:sz w:val="21"/>
+          <w:szCs w:val="21"/>
+        </w:rPr>
+        <w:t xml:space="preserve">12-7. 効果測定（公開後）</w:t>
+      </w:r>
+    </w:p>
+    <w:tbl>
+      <w:tblPr>
+        <w:tblW w:type="pct" w:w="100%"/>
+        <w:tblBorders>
+          <w:top w:val="single" w:color="E3C4CB" w:sz="4"/>
+          <w:left w:val="single" w:color="E3C4CB" w:sz="4"/>
+          <w:bottom w:val="single" w:color="E3C4CB" w:sz="4"/>
+          <w:right w:val="single" w:color="E3C4CB" w:sz="4"/>
+          <w:insideH w:val="single" w:color="E3C4CB" w:sz="4"/>
+          <w:insideV w:val="single" w:color="E3C4CB" w:sz="4"/>
+        </w:tblBorders>
+      </w:tblPr>
+      <w:tblGrid>
+        <w:gridCol w:w="3760"/>
+        <w:gridCol w:w="3600"/>
+        <w:gridCol w:w="2000"/>
+      </w:tblGrid>
+      <w:tr>
+        <w:trPr>
+          <w:tblHeader/>
+        </w:trPr>
+        <w:tc>
+          <w:tcPr>
+            <w:tcW w:type="dxa" w:w="3760"/>
+            <w:shd w:fill="B3122F" w:val="clear"/>
+            <w:tcMar>
+              <w:top w:type="dxa" w:w="70"/>
+              <w:left w:type="dxa" w:w="110"/>
+              <w:bottom w:type="dxa" w:w="70"/>
+              <w:right w:type="dxa" w:w="110"/>
+            </w:tcMar>
+          </w:tcPr>
+          <w:p>
+            <w:pPr>
+              <w:spacing w:after="0" w:line="270"/>
+            </w:pPr>
+            <w:r>
+              <w:rPr>
+                <w:rFonts w:ascii="Yu Gothic" w:cs="Yu Gothic" w:eastAsia="Yu Gothic" w:hAnsi="Yu Gothic"/>
+                <w:b/>
+                <w:bCs/>
+                <w:color w:val="FFFFFF"/>
+                <w:sz w:val="19"/>
+                <w:szCs w:val="19"/>
+              </w:rPr>
+              <w:t xml:space="preserve">指標</w:t>
+            </w:r>
+          </w:p>
+        </w:tc>
+        <w:tc>
+          <w:tcPr>
+            <w:tcW w:type="dxa" w:w="3600"/>
+            <w:shd w:fill="B3122F" w:val="clear"/>
+            <w:tcMar>
+              <w:top w:type="dxa" w:w="70"/>
+              <w:left w:type="dxa" w:w="110"/>
+              <w:bottom w:type="dxa" w:w="70"/>
+              <w:right w:type="dxa" w:w="110"/>
+            </w:tcMar>
+          </w:tcPr>
+          <w:p>
+            <w:pPr>
+              <w:spacing w:after="0" w:line="270"/>
+            </w:pPr>
+            <w:r>
+              <w:rPr>
+                <w:rFonts w:ascii="Yu Gothic" w:cs="Yu Gothic" w:eastAsia="Yu Gothic" w:hAnsi="Yu Gothic"/>
+                <w:b/>
+                <w:bCs/>
+                <w:color w:val="FFFFFF"/>
+                <w:sz w:val="19"/>
+                <w:szCs w:val="19"/>
+              </w:rPr>
+              <w:t xml:space="preserve">目安</w:t>
+            </w:r>
+          </w:p>
+        </w:tc>
+        <w:tc>
+          <w:tcPr>
+            <w:tcW w:type="dxa" w:w="2000"/>
+            <w:shd w:fill="B3122F" w:val="clear"/>
+            <w:tcMar>
+              <w:top w:type="dxa" w:w="70"/>
+              <w:left w:type="dxa" w:w="110"/>
+              <w:bottom w:type="dxa" w:w="70"/>
+              <w:right w:type="dxa" w:w="110"/>
+            </w:tcMar>
+          </w:tcPr>
+          <w:p>
+            <w:pPr>
+              <w:spacing w:after="0" w:line="270"/>
+            </w:pPr>
+            <w:r>
+              <w:rPr>
+                <w:rFonts w:ascii="Yu Gothic" w:cs="Yu Gothic" w:eastAsia="Yu Gothic" w:hAnsi="Yu Gothic"/>
+                <w:b/>
+                <w:bCs/>
+                <w:color w:val="FFFFFF"/>
+                <w:sz w:val="19"/>
+                <w:szCs w:val="19"/>
+              </w:rPr>
+              <w:t xml:space="preserve">ツール</w:t>
+            </w:r>
+          </w:p>
+        </w:tc>
+      </w:tr>
+      <w:tr>
+        <w:tc>
+          <w:tcPr>
+            <w:tcW w:type="dxa" w:w="3760"/>
+            <w:shd w:fill="FBEDEF" w:val="clear"/>
+            <w:tcMar>
+              <w:top w:type="dxa" w:w="60"/>
+              <w:left w:type="dxa" w:w="110"/>
+              <w:bottom w:type="dxa" w:w="60"/>
+              <w:right w:type="dxa" w:w="110"/>
+            </w:tcMar>
+          </w:tcPr>
+          <w:p>
+            <w:pPr>
+              <w:spacing w:after="0" w:line="270"/>
+            </w:pPr>
+            <w:r>
+              <w:rPr>
+                <w:rFonts w:ascii="Yu Gothic" w:cs="Yu Gothic" w:eastAsia="Yu Gothic" w:hAnsi="Yu Gothic"/>
+                <w:sz w:val="19"/>
+                <w:szCs w:val="19"/>
+              </w:rPr>
+              <w:t xml:space="preserve">記事単体のオーガニック流入</w:t>
+            </w:r>
+          </w:p>
+        </w:tc>
+        <w:tc>
+          <w:tcPr>
+            <w:tcW w:type="dxa" w:w="3600"/>
+            <w:shd w:fill="FBEDEF" w:val="clear"/>
+            <w:tcMar>
+              <w:top w:type="dxa" w:w="60"/>
+              <w:left w:type="dxa" w:w="110"/>
+              <w:bottom w:type="dxa" w:w="60"/>
+              <w:right w:type="dxa" w:w="110"/>
+            </w:tcMar>
+          </w:tcPr>
+          <w:p>
+            <w:pPr>
+              <w:spacing w:after="0" w:line="270"/>
+            </w:pPr>
+            <w:r>
+              <w:rPr>
+                <w:rFonts w:ascii="Yu Gothic" w:cs="Yu Gothic" w:eastAsia="Yu Gothic" w:hAnsi="Yu Gothic"/>
+                <w:sz w:val="19"/>
+                <w:szCs w:val="19"/>
+              </w:rPr>
+              <w:t xml:space="preserve">公開1〜2ヶ月で伸びを確認</w:t>
+            </w:r>
+          </w:p>
+        </w:tc>
+        <w:tc>
+          <w:tcPr>
+            <w:tcW w:type="dxa" w:w="2000"/>
+            <w:shd w:fill="FBEDEF" w:val="clear"/>
+            <w:tcMar>
+              <w:top w:type="dxa" w:w="60"/>
+              <w:left w:type="dxa" w:w="110"/>
+              <w:bottom w:type="dxa" w:w="60"/>
+              <w:right w:type="dxa" w:w="110"/>
+            </w:tcMar>
+          </w:tcPr>
+          <w:p>
+            <w:pPr>
+              <w:spacing w:after="0" w:line="270"/>
+            </w:pPr>
+            <w:r>
+              <w:rPr>
+                <w:rFonts w:ascii="Yu Gothic" w:cs="Yu Gothic" w:eastAsia="Yu Gothic" w:hAnsi="Yu Gothic"/>
+                <w:sz w:val="19"/>
+                <w:szCs w:val="19"/>
+              </w:rPr>
+              <w:t xml:space="preserve">GA4</w:t>
+            </w:r>
+          </w:p>
+        </w:tc>
+      </w:tr>
+      <w:tr>
+        <w:tc>
+          <w:tcPr>
+            <w:tcW w:type="dxa" w:w="3760"/>
+            <w:shd w:fill="FFFFFF" w:val="clear"/>
+            <w:tcMar>
+              <w:top w:type="dxa" w:w="60"/>
+              <w:left w:type="dxa" w:w="110"/>
+              <w:bottom w:type="dxa" w:w="60"/>
+              <w:right w:type="dxa" w:w="110"/>
+            </w:tcMar>
+          </w:tcPr>
+          <w:p>
+            <w:pPr>
+              <w:spacing w:after="0" w:line="270"/>
+            </w:pPr>
+            <w:r>
+              <w:rPr>
+                <w:rFonts w:ascii="Yu Gothic" w:cs="Yu Gothic" w:eastAsia="Yu Gothic" w:hAnsi="Yu Gothic"/>
+                <w:sz w:val="19"/>
+                <w:szCs w:val="19"/>
+              </w:rPr>
+              <w:t xml:space="preserve">感情系KWでの表示・順位</w:t>
+            </w:r>
+          </w:p>
+        </w:tc>
+        <w:tc>
+          <w:tcPr>
+            <w:tcW w:type="dxa" w:w="3600"/>
+            <w:shd w:fill="FFFFFF" w:val="clear"/>
+            <w:tcMar>
+              <w:top w:type="dxa" w:w="60"/>
+              <w:left w:type="dxa" w:w="110"/>
+              <w:bottom w:type="dxa" w:w="60"/>
+              <w:right w:type="dxa" w:w="110"/>
+            </w:tcMar>
+          </w:tcPr>
+          <w:p>
+            <w:pPr>
+              <w:spacing w:after="0" w:line="270"/>
+            </w:pPr>
+            <w:r>
+              <w:rPr>
+                <w:rFonts w:ascii="Yu Gothic" w:cs="Yu Gothic" w:eastAsia="Yu Gothic" w:hAnsi="Yu Gothic"/>
+                <w:sz w:val="19"/>
+                <w:szCs w:val="19"/>
+              </w:rPr>
+              <w:t xml:space="preserve">2週間でGSCに出現</w:t>
+            </w:r>
+          </w:p>
+        </w:tc>
+        <w:tc>
+          <w:tcPr>
+            <w:tcW w:type="dxa" w:w="2000"/>
+            <w:shd w:fill="FFFFFF" w:val="clear"/>
+            <w:tcMar>
+              <w:top w:type="dxa" w:w="60"/>
+              <w:left w:type="dxa" w:w="110"/>
+              <w:bottom w:type="dxa" w:w="60"/>
+              <w:right w:type="dxa" w:w="110"/>
+            </w:tcMar>
+          </w:tcPr>
+          <w:p>
+            <w:pPr>
+              <w:spacing w:after="0" w:line="270"/>
+            </w:pPr>
+            <w:r>
+              <w:rPr>
+                <w:rFonts w:ascii="Yu Gothic" w:cs="Yu Gothic" w:eastAsia="Yu Gothic" w:hAnsi="Yu Gothic"/>
+                <w:sz w:val="19"/>
+                <w:szCs w:val="19"/>
+              </w:rPr>
+              <w:t xml:space="preserve">Search Console</w:t>
+            </w:r>
+          </w:p>
+        </w:tc>
+      </w:tr>
+      <w:tr>
+        <w:tc>
+          <w:tcPr>
+            <w:tcW w:type="dxa" w:w="3760"/>
+            <w:shd w:fill="FBEDEF" w:val="clear"/>
+            <w:tcMar>
+              <w:top w:type="dxa" w:w="60"/>
+              <w:left w:type="dxa" w:w="110"/>
+              <w:bottom w:type="dxa" w:w="60"/>
+              <w:right w:type="dxa" w:w="110"/>
+            </w:tcMar>
+          </w:tcPr>
+          <w:p>
+            <w:pPr>
+              <w:spacing w:after="0" w:line="270"/>
+            </w:pPr>
+            <w:r>
+              <w:rPr>
+                <w:rFonts w:ascii="Yu Gothic" w:cs="Yu Gothic" w:eastAsia="Yu Gothic" w:hAnsi="Yu Gothic"/>
+                <w:sz w:val="19"/>
+                <w:szCs w:val="19"/>
+              </w:rPr>
+              <w:t xml:space="preserve">平均滞在時間</w:t>
+            </w:r>
+          </w:p>
+        </w:tc>
+        <w:tc>
+          <w:tcPr>
+            <w:tcW w:type="dxa" w:w="3600"/>
+            <w:shd w:fill="FBEDEF" w:val="clear"/>
+            <w:tcMar>
+              <w:top w:type="dxa" w:w="60"/>
+              <w:left w:type="dxa" w:w="110"/>
+              <w:bottom w:type="dxa" w:w="60"/>
+              <w:right w:type="dxa" w:w="110"/>
+            </w:tcMar>
+          </w:tcPr>
+          <w:p>
+            <w:pPr>
+              <w:spacing w:after="0" w:line="270"/>
+            </w:pPr>
+            <w:r>
+              <w:rPr>
+                <w:rFonts w:ascii="Yu Gothic" w:cs="Yu Gothic" w:eastAsia="Yu Gothic" w:hAnsi="Yu Gothic"/>
+                <w:sz w:val="19"/>
+                <w:szCs w:val="19"/>
+              </w:rPr>
+              <w:t xml:space="preserve">3分以上（読み物として成立）</w:t>
+            </w:r>
+          </w:p>
+        </w:tc>
+        <w:tc>
+          <w:tcPr>
+            <w:tcW w:type="dxa" w:w="2000"/>
+            <w:shd w:fill="FBEDEF" w:val="clear"/>
+            <w:tcMar>
+              <w:top w:type="dxa" w:w="60"/>
+              <w:left w:type="dxa" w:w="110"/>
+              <w:bottom w:type="dxa" w:w="60"/>
+              <w:right w:type="dxa" w:w="110"/>
+            </w:tcMar>
+          </w:tcPr>
+          <w:p>
+            <w:pPr>
+              <w:spacing w:after="0" w:line="270"/>
+            </w:pPr>
+            <w:r>
+              <w:rPr>
+                <w:rFonts w:ascii="Yu Gothic" w:cs="Yu Gothic" w:eastAsia="Yu Gothic" w:hAnsi="Yu Gothic"/>
+                <w:sz w:val="19"/>
+                <w:szCs w:val="19"/>
+              </w:rPr>
+              <w:t xml:space="preserve">GA4</w:t>
+            </w:r>
+          </w:p>
+        </w:tc>
+      </w:tr>
+      <w:tr>
+        <w:tc>
+          <w:tcPr>
+            <w:tcW w:type="dxa" w:w="3760"/>
+            <w:shd w:fill="FFFFFF" w:val="clear"/>
+            <w:tcMar>
+              <w:top w:type="dxa" w:w="60"/>
+              <w:left w:type="dxa" w:w="110"/>
+              <w:bottom w:type="dxa" w:w="60"/>
+              <w:right w:type="dxa" w:w="110"/>
+            </w:tcMar>
+          </w:tcPr>
+          <w:p>
+            <w:pPr>
+              <w:spacing w:after="0" w:line="270"/>
+            </w:pPr>
+            <w:r>
+              <w:rPr>
+                <w:rFonts w:ascii="Yu Gothic" w:cs="Yu Gothic" w:eastAsia="Yu Gothic" w:hAnsi="Yu Gothic"/>
+                <w:sz w:val="19"/>
+                <w:szCs w:val="19"/>
+              </w:rPr>
+              <w:t xml:space="preserve">記事 → 予約・問い合わせ</w:t>
+            </w:r>
+          </w:p>
+        </w:tc>
+        <w:tc>
+          <w:tcPr>
+            <w:tcW w:type="dxa" w:w="3600"/>
+            <w:shd w:fill="FFFFFF" w:val="clear"/>
+            <w:tcMar>
+              <w:top w:type="dxa" w:w="60"/>
+              <w:left w:type="dxa" w:w="110"/>
+              <w:bottom w:type="dxa" w:w="60"/>
+              <w:right w:type="dxa" w:w="110"/>
+            </w:tcMar>
+          </w:tcPr>
+          <w:p>
+            <w:pPr>
+              <w:spacing w:after="0" w:line="270"/>
+            </w:pPr>
+            <w:r>
+              <w:rPr>
+                <w:rFonts w:ascii="Yu Gothic" w:cs="Yu Gothic" w:eastAsia="Yu Gothic" w:hAnsi="Yu Gothic"/>
+                <w:sz w:val="19"/>
+                <w:szCs w:val="19"/>
+              </w:rPr>
+              <w:t xml:space="preserve">イベント計測</w:t>
+            </w:r>
+          </w:p>
+        </w:tc>
+        <w:tc>
+          <w:tcPr>
+            <w:tcW w:type="dxa" w:w="2000"/>
+            <w:shd w:fill="FFFFFF" w:val="clear"/>
+            <w:tcMar>
+              <w:top w:type="dxa" w:w="60"/>
+              <w:left w:type="dxa" w:w="110"/>
+              <w:bottom w:type="dxa" w:w="60"/>
+              <w:right w:type="dxa" w:w="110"/>
+            </w:tcMar>
+          </w:tcPr>
+          <w:p>
+            <w:pPr>
+              <w:spacing w:after="0" w:line="270"/>
+            </w:pPr>
+            <w:r>
+              <w:rPr>
+                <w:rFonts w:ascii="Yu Gothic" w:cs="Yu Gothic" w:eastAsia="Yu Gothic" w:hAnsi="Yu Gothic"/>
+                <w:sz w:val="19"/>
+                <w:szCs w:val="19"/>
+              </w:rPr>
+              <w:t xml:space="preserve">GA4</w:t>
+            </w:r>
+          </w:p>
+        </w:tc>
+      </w:tr>
+    </w:tbl>
+    <w:p>
+      <w:pPr>
+        <w:spacing w:after="120" w:before="60" w:line="300"/>
+      </w:pPr>
+      <w:r>
+        <w:rPr>
+          <w:rFonts w:ascii="Yu Gothic" w:cs="Yu Gothic" w:eastAsia="Yu Gothic" w:hAnsi="Yu Gothic"/>
+        </w:rPr>
+        <w:t xml:space="preserve">公開1週間でインデックス確認、1ヶ月で滞在・離脱、3ヶ月で順位とFAQを見直す。</w:t>
       </w:r>
     </w:p>
     <w:p>
@@ -4839,7 +5560,18 @@
           <w:sz w:val="30"/>
           <w:szCs w:val="30"/>
         </w:rPr>
-        <w:t xml:space="preserve">13. チェックリスト</w:t>
+        <w:t xml:space="preserve">13. UX活用レイヤー（声を“設計の改善”に変える）</w:t>
+      </w:r>
+    </w:p>
+    <w:p>
+      <w:pPr>
+        <w:spacing w:after="120" w:before="60" w:line="300"/>
+      </w:pPr>
+      <w:r>
+        <w:rPr>
+          <w:rFonts w:ascii="Yu Gothic" w:cs="Yu Gothic" w:eastAsia="Yu Gothic" w:hAnsi="Yu Gothic"/>
+        </w:rPr>
+        <w:t xml:space="preserve">インタビューの価値は、記事だけではありません。同じ素材が、予約率（CVR）を上げるための設計データになります。記事化と並行して、以下の“もう一つの成果物”を作ります。</w:t>
       </w:r>
     </w:p>
     <w:p>
@@ -4856,70 +5588,18 @@
           <w:sz w:val="21"/>
           <w:szCs w:val="21"/>
         </w:rPr>
-        <w:t xml:space="preserve">【インタビュー前】</w:t>
-      </w:r>
-    </w:p>
-    <w:p>
-      <w:pPr>
-        <w:spacing w:after="30" w:before="30" w:line="290"/>
-        <w:ind w:left="260" w:hanging="260"/>
-      </w:pPr>
-      <w:r>
-        <w:rPr>
-          <w:rFonts w:ascii="Yu Gothic" w:cs="Yu Gothic" w:eastAsia="Yu Gothic" w:hAnsi="Yu Gothic"/>
-          <w:b/>
-          <w:bCs/>
-          <w:color w:val="B3122F"/>
-        </w:rPr>
-        <w:t xml:space="preserve">☐  </w:t>
-      </w:r>
-      <w:r>
-        <w:rPr>
-          <w:rFonts w:ascii="Yu Gothic" w:cs="Yu Gothic" w:eastAsia="Yu Gothic" w:hAnsi="Yu Gothic"/>
-        </w:rPr>
-        <w:t xml:space="preserve">対象者は「迷った経験のある常連」など、読者に近い人か</w:t>
-      </w:r>
-    </w:p>
-    <w:p>
-      <w:pPr>
-        <w:spacing w:after="30" w:before="30" w:line="290"/>
-        <w:ind w:left="260" w:hanging="260"/>
-      </w:pPr>
-      <w:r>
-        <w:rPr>
-          <w:rFonts w:ascii="Yu Gothic" w:cs="Yu Gothic" w:eastAsia="Yu Gothic" w:hAnsi="Yu Gothic"/>
-          <w:b/>
-          <w:bCs/>
-          <w:color w:val="B3122F"/>
-        </w:rPr>
-        <w:t xml:space="preserve">☐  </w:t>
-      </w:r>
-      <w:r>
-        <w:rPr>
-          <w:rFonts w:ascii="Yu Gothic" w:cs="Yu Gothic" w:eastAsia="Yu Gothic" w:hAnsi="Yu Gothic"/>
-        </w:rPr>
-        <w:t xml:space="preserve">掲載名義・録音可否・公開前チェックの同意を取得</w:t>
-      </w:r>
-    </w:p>
-    <w:p>
-      <w:pPr>
-        <w:spacing w:after="30" w:before="30" w:line="290"/>
-        <w:ind w:left="260" w:hanging="260"/>
-      </w:pPr>
-      <w:r>
-        <w:rPr>
-          <w:rFonts w:ascii="Yu Gothic" w:cs="Yu Gothic" w:eastAsia="Yu Gothic" w:hAnsi="Yu Gothic"/>
-          <w:b/>
-          <w:bCs/>
-          <w:color w:val="B3122F"/>
-        </w:rPr>
-        <w:t xml:space="preserve">☐  </w:t>
-      </w:r>
-      <w:r>
-        <w:rPr>
-          <w:rFonts w:ascii="Yu Gothic" w:cs="Yu Gothic" w:eastAsia="Yu Gothic" w:hAnsi="Yu Gothic"/>
-        </w:rPr>
-        <w:t xml:space="preserve">年代・職業カテゴリ・利用回数を確認</w:t>
+        <w:t xml:space="preserve">13-1. 声を貼り出して整理する（アフィニティ・マッピング）</w:t>
+      </w:r>
+    </w:p>
+    <w:p>
+      <w:pPr>
+        <w:spacing w:after="120" w:before="60" w:line="300"/>
+      </w:pPr>
+      <w:r>
+        <w:rPr>
+          <w:rFonts w:ascii="Yu Gothic" w:cs="Yu Gothic" w:eastAsia="Yu Gothic" w:hAnsi="Yu Gothic"/>
+        </w:rPr>
+        <w:t xml:space="preserve">インタビューが数件たまったら、印象的な発言を付箋（またはスプレッドシート1行）に切り出し、似たもの同士でグループ化します。「不安の種類」「決め手のパターン」「予想外だった点」などの塊が見えてきます。</w:t>
       </w:r>
     </w:p>
     <w:p>
@@ -4936,114 +5616,435 @@
           <w:sz w:val="21"/>
           <w:szCs w:val="21"/>
         </w:rPr>
-        <w:t xml:space="preserve">【インタビュー中】</w:t>
-      </w:r>
-    </w:p>
-    <w:p>
-      <w:pPr>
-        <w:spacing w:after="30" w:before="30" w:line="290"/>
-        <w:ind w:left="260" w:hanging="260"/>
-      </w:pPr>
-      <w:r>
-        <w:rPr>
-          <w:rFonts w:ascii="Yu Gothic" w:cs="Yu Gothic" w:eastAsia="Yu Gothic" w:hAnsi="Yu Gothic"/>
-          <w:b/>
-          <w:bCs/>
-          <w:color w:val="B3122F"/>
-        </w:rPr>
-        <w:t xml:space="preserve">☐  </w:t>
-      </w:r>
-      <w:r>
-        <w:rPr>
-          <w:rFonts w:ascii="Yu Gothic" w:cs="Yu Gothic" w:eastAsia="Yu Gothic" w:hAnsi="Yu Gothic"/>
-        </w:rPr>
-        <w:t xml:space="preserve">「理由」ではなく「シーン」から聞いた</w:t>
-      </w:r>
-    </w:p>
-    <w:p>
-      <w:pPr>
-        <w:spacing w:after="30" w:before="30" w:line="290"/>
-        <w:ind w:left="260" w:hanging="260"/>
-      </w:pPr>
-      <w:r>
-        <w:rPr>
-          <w:rFonts w:ascii="Yu Gothic" w:cs="Yu Gothic" w:eastAsia="Yu Gothic" w:hAnsi="Yu Gothic"/>
-          <w:b/>
-          <w:bCs/>
-          <w:color w:val="B3122F"/>
-        </w:rPr>
-        <w:t xml:space="preserve">☐  </w:t>
-      </w:r>
-      <w:r>
-        <w:rPr>
-          <w:rFonts w:ascii="Yu Gothic" w:cs="Yu Gothic" w:eastAsia="Yu Gothic" w:hAnsi="Yu Gothic"/>
-        </w:rPr>
-        <w:t xml:space="preserve">動機の核（フェーズ3）で最低1問、Whyを重ねた</w:t>
-      </w:r>
-    </w:p>
-    <w:p>
-      <w:pPr>
-        <w:spacing w:after="30" w:before="30" w:line="290"/>
-        <w:ind w:left="260" w:hanging="260"/>
-      </w:pPr>
-      <w:r>
-        <w:rPr>
-          <w:rFonts w:ascii="Yu Gothic" w:cs="Yu Gothic" w:eastAsia="Yu Gothic" w:hAnsi="Yu Gothic"/>
-          <w:b/>
-          <w:bCs/>
-          <w:color w:val="B3122F"/>
-        </w:rPr>
-        <w:t xml:space="preserve">☐  </w:t>
-      </w:r>
-      <w:r>
-        <w:rPr>
-          <w:rFonts w:ascii="Yu Gothic" w:cs="Yu Gothic" w:eastAsia="Yu Gothic" w:hAnsi="Yu Gothic"/>
-        </w:rPr>
-        <w:t xml:space="preserve">沈黙を埋めず、待てた</w:t>
-      </w:r>
-    </w:p>
-    <w:p>
-      <w:pPr>
-        <w:spacing w:after="30" w:before="30" w:line="290"/>
-        <w:ind w:left="260" w:hanging="260"/>
-      </w:pPr>
-      <w:r>
-        <w:rPr>
-          <w:rFonts w:ascii="Yu Gothic" w:cs="Yu Gothic" w:eastAsia="Yu Gothic" w:hAnsi="Yu Gothic"/>
-          <w:b/>
-          <w:bCs/>
-          <w:color w:val="B3122F"/>
-        </w:rPr>
-        <w:t xml:space="preserve">☐  </w:t>
-      </w:r>
-      <w:r>
-        <w:rPr>
-          <w:rFonts w:ascii="Yu Gothic" w:cs="Yu Gothic" w:eastAsia="Yu Gothic" w:hAnsi="Yu Gothic"/>
-        </w:rPr>
-        <w:t xml:space="preserve">「予約ボタンを押すまで」5コマの素材が揃った</w:t>
-      </w:r>
-    </w:p>
-    <w:p>
-      <w:pPr>
-        <w:spacing w:after="30" w:before="30" w:line="290"/>
-        <w:ind w:left="260" w:hanging="260"/>
-      </w:pPr>
-      <w:r>
-        <w:rPr>
-          <w:rFonts w:ascii="Yu Gothic" w:cs="Yu Gothic" w:eastAsia="Yu Gothic" w:hAnsi="Yu Gothic"/>
-          <w:b/>
-          <w:bCs/>
-          <w:color w:val="B3122F"/>
-        </w:rPr>
-        <w:t xml:space="preserve">☐  </w:t>
-      </w:r>
-      <w:r>
-        <w:rPr>
-          <w:rFonts w:ascii="Yu Gothic" w:cs="Yu Gothic" w:eastAsia="Yu Gothic" w:hAnsi="Yu Gothic"/>
-        </w:rPr>
-        <w:t xml:space="preserve">見出しになりそうな“強い発言”に★を付けた</w:t>
-      </w:r>
-    </w:p>
+        <w:t xml:space="preserve">13-2. フリクション一覧（予約直前で“指が止まった”理由）</w:t>
+      </w:r>
+    </w:p>
+    <w:p>
+      <w:pPr>
+        <w:spacing w:after="120" w:before="60" w:line="300"/>
+      </w:pPr>
+      <w:r>
+        <w:rPr>
+          <w:rFonts w:ascii="Yu Gothic" w:cs="Yu Gothic" w:eastAsia="Yu Gothic" w:hAnsi="Yu Gothic"/>
+        </w:rPr>
+        <w:t xml:space="preserve">③ためらいフェーズで出た言葉を、離脱要因として一覧化します。これがサイト改善の直接の材料になります。</w:t>
+      </w:r>
+    </w:p>
+    <w:tbl>
+      <w:tblPr>
+        <w:tblW w:type="pct" w:w="100%"/>
+        <w:tblBorders>
+          <w:top w:val="single" w:color="E3C4CB" w:sz="4"/>
+          <w:left w:val="single" w:color="E3C4CB" w:sz="4"/>
+          <w:bottom w:val="single" w:color="E3C4CB" w:sz="4"/>
+          <w:right w:val="single" w:color="E3C4CB" w:sz="4"/>
+          <w:insideH w:val="single" w:color="E3C4CB" w:sz="4"/>
+          <w:insideV w:val="single" w:color="E3C4CB" w:sz="4"/>
+        </w:tblBorders>
+      </w:tblPr>
+      <w:tblGrid>
+        <w:gridCol w:w="3560"/>
+        <w:gridCol w:w="2600"/>
+        <w:gridCol w:w="3200"/>
+      </w:tblGrid>
+      <w:tr>
+        <w:trPr>
+          <w:tblHeader/>
+        </w:trPr>
+        <w:tc>
+          <w:tcPr>
+            <w:tcW w:type="dxa" w:w="3560"/>
+            <w:shd w:fill="B3122F" w:val="clear"/>
+            <w:tcMar>
+              <w:top w:type="dxa" w:w="70"/>
+              <w:left w:type="dxa" w:w="110"/>
+              <w:bottom w:type="dxa" w:w="70"/>
+              <w:right w:type="dxa" w:w="110"/>
+            </w:tcMar>
+          </w:tcPr>
+          <w:p>
+            <w:pPr>
+              <w:spacing w:after="0" w:line="270"/>
+            </w:pPr>
+            <w:r>
+              <w:rPr>
+                <w:rFonts w:ascii="Yu Gothic" w:cs="Yu Gothic" w:eastAsia="Yu Gothic" w:hAnsi="Yu Gothic"/>
+                <w:b/>
+                <w:bCs/>
+                <w:color w:val="FFFFFF"/>
+                <w:sz w:val="19"/>
+                <w:szCs w:val="19"/>
+              </w:rPr>
+              <w:t xml:space="preserve">止まった理由（生の声）</w:t>
+            </w:r>
+          </w:p>
+        </w:tc>
+        <w:tc>
+          <w:tcPr>
+            <w:tcW w:type="dxa" w:w="2600"/>
+            <w:shd w:fill="B3122F" w:val="clear"/>
+            <w:tcMar>
+              <w:top w:type="dxa" w:w="70"/>
+              <w:left w:type="dxa" w:w="110"/>
+              <w:bottom w:type="dxa" w:w="70"/>
+              <w:right w:type="dxa" w:w="110"/>
+            </w:tcMar>
+          </w:tcPr>
+          <w:p>
+            <w:pPr>
+              <w:spacing w:after="0" w:line="270"/>
+            </w:pPr>
+            <w:r>
+              <w:rPr>
+                <w:rFonts w:ascii="Yu Gothic" w:cs="Yu Gothic" w:eastAsia="Yu Gothic" w:hAnsi="Yu Gothic"/>
+                <w:b/>
+                <w:bCs/>
+                <w:color w:val="FFFFFF"/>
+                <w:sz w:val="19"/>
+                <w:szCs w:val="19"/>
+              </w:rPr>
+              <w:t xml:space="preserve">どの画面・瞬間か</w:t>
+            </w:r>
+          </w:p>
+        </w:tc>
+        <w:tc>
+          <w:tcPr>
+            <w:tcW w:type="dxa" w:w="3200"/>
+            <w:shd w:fill="B3122F" w:val="clear"/>
+            <w:tcMar>
+              <w:top w:type="dxa" w:w="70"/>
+              <w:left w:type="dxa" w:w="110"/>
+              <w:bottom w:type="dxa" w:w="70"/>
+              <w:right w:type="dxa" w:w="110"/>
+            </w:tcMar>
+          </w:tcPr>
+          <w:p>
+            <w:pPr>
+              <w:spacing w:after="0" w:line="270"/>
+            </w:pPr>
+            <w:r>
+              <w:rPr>
+                <w:rFonts w:ascii="Yu Gothic" w:cs="Yu Gothic" w:eastAsia="Yu Gothic" w:hAnsi="Yu Gothic"/>
+                <w:b/>
+                <w:bCs/>
+                <w:color w:val="FFFFFF"/>
+                <w:sz w:val="19"/>
+                <w:szCs w:val="19"/>
+              </w:rPr>
+              <w:t xml:space="preserve">打ち手の方向</w:t>
+            </w:r>
+          </w:p>
+        </w:tc>
+      </w:tr>
+      <w:tr>
+        <w:tc>
+          <w:tcPr>
+            <w:tcW w:type="dxa" w:w="3560"/>
+            <w:shd w:fill="FBEDEF" w:val="clear"/>
+            <w:tcMar>
+              <w:top w:type="dxa" w:w="60"/>
+              <w:left w:type="dxa" w:w="110"/>
+              <w:bottom w:type="dxa" w:w="60"/>
+              <w:right w:type="dxa" w:w="110"/>
+            </w:tcMar>
+          </w:tcPr>
+          <w:p>
+            <w:pPr>
+              <w:spacing w:after="0" w:line="270"/>
+            </w:pPr>
+            <w:r>
+              <w:rPr>
+                <w:rFonts w:ascii="Yu Gothic" w:cs="Yu Gothic" w:eastAsia="Yu Gothic" w:hAnsi="Yu Gothic"/>
+                <w:sz w:val="19"/>
+                <w:szCs w:val="19"/>
+              </w:rPr>
+              <w:t xml:space="preserve">「誰かにバレるのが怖かった」</w:t>
+            </w:r>
+          </w:p>
+        </w:tc>
+        <w:tc>
+          <w:tcPr>
+            <w:tcW w:type="dxa" w:w="2600"/>
+            <w:shd w:fill="FBEDEF" w:val="clear"/>
+            <w:tcMar>
+              <w:top w:type="dxa" w:w="60"/>
+              <w:left w:type="dxa" w:w="110"/>
+              <w:bottom w:type="dxa" w:w="60"/>
+              <w:right w:type="dxa" w:w="110"/>
+            </w:tcMar>
+          </w:tcPr>
+          <w:p>
+            <w:pPr>
+              <w:spacing w:after="0" w:line="270"/>
+            </w:pPr>
+            <w:r>
+              <w:rPr>
+                <w:rFonts w:ascii="Yu Gothic" w:cs="Yu Gothic" w:eastAsia="Yu Gothic" w:hAnsi="Yu Gothic"/>
+                <w:sz w:val="19"/>
+                <w:szCs w:val="19"/>
+              </w:rPr>
+              <w:t xml:space="preserve">予約フォーム</w:t>
+            </w:r>
+          </w:p>
+        </w:tc>
+        <w:tc>
+          <w:tcPr>
+            <w:tcW w:type="dxa" w:w="3200"/>
+            <w:shd w:fill="FBEDEF" w:val="clear"/>
+            <w:tcMar>
+              <w:top w:type="dxa" w:w="60"/>
+              <w:left w:type="dxa" w:w="110"/>
+              <w:bottom w:type="dxa" w:w="60"/>
+              <w:right w:type="dxa" w:w="110"/>
+            </w:tcMar>
+          </w:tcPr>
+          <w:p>
+            <w:pPr>
+              <w:spacing w:after="0" w:line="270"/>
+            </w:pPr>
+            <w:r>
+              <w:rPr>
+                <w:rFonts w:ascii="Yu Gothic" w:cs="Yu Gothic" w:eastAsia="Yu Gothic" w:hAnsi="Yu Gothic"/>
+                <w:sz w:val="19"/>
+                <w:szCs w:val="19"/>
+              </w:rPr>
+              <w:t xml:space="preserve">匿名・プライバシー保証を明示</w:t>
+            </w:r>
+          </w:p>
+        </w:tc>
+      </w:tr>
+      <w:tr>
+        <w:tc>
+          <w:tcPr>
+            <w:tcW w:type="dxa" w:w="3560"/>
+            <w:shd w:fill="FFFFFF" w:val="clear"/>
+            <w:tcMar>
+              <w:top w:type="dxa" w:w="60"/>
+              <w:left w:type="dxa" w:w="110"/>
+              <w:bottom w:type="dxa" w:w="60"/>
+              <w:right w:type="dxa" w:w="110"/>
+            </w:tcMar>
+          </w:tcPr>
+          <w:p>
+            <w:pPr>
+              <w:spacing w:after="0" w:line="270"/>
+            </w:pPr>
+            <w:r>
+              <w:rPr>
+                <w:rFonts w:ascii="Yu Gothic" w:cs="Yu Gothic" w:eastAsia="Yu Gothic" w:hAnsi="Yu Gothic"/>
+                <w:sz w:val="19"/>
+                <w:szCs w:val="19"/>
+              </w:rPr>
+              <w:t xml:space="preserve">「自分が場違いな気がした」</w:t>
+            </w:r>
+          </w:p>
+        </w:tc>
+        <w:tc>
+          <w:tcPr>
+            <w:tcW w:type="dxa" w:w="2600"/>
+            <w:shd w:fill="FFFFFF" w:val="clear"/>
+            <w:tcMar>
+              <w:top w:type="dxa" w:w="60"/>
+              <w:left w:type="dxa" w:w="110"/>
+              <w:bottom w:type="dxa" w:w="60"/>
+              <w:right w:type="dxa" w:w="110"/>
+            </w:tcMar>
+          </w:tcPr>
+          <w:p>
+            <w:pPr>
+              <w:spacing w:after="0" w:line="270"/>
+            </w:pPr>
+            <w:r>
+              <w:rPr>
+                <w:rFonts w:ascii="Yu Gothic" w:cs="Yu Gothic" w:eastAsia="Yu Gothic" w:hAnsi="Yu Gothic"/>
+                <w:sz w:val="19"/>
+                <w:szCs w:val="19"/>
+              </w:rPr>
+              <w:t xml:space="preserve">LP・料金</w:t>
+            </w:r>
+          </w:p>
+        </w:tc>
+        <w:tc>
+          <w:tcPr>
+            <w:tcW w:type="dxa" w:w="3200"/>
+            <w:shd w:fill="FFFFFF" w:val="clear"/>
+            <w:tcMar>
+              <w:top w:type="dxa" w:w="60"/>
+              <w:left w:type="dxa" w:w="110"/>
+              <w:bottom w:type="dxa" w:w="60"/>
+              <w:right w:type="dxa" w:w="110"/>
+            </w:tcMar>
+          </w:tcPr>
+          <w:p>
+            <w:pPr>
+              <w:spacing w:after="0" w:line="270"/>
+            </w:pPr>
+            <w:r>
+              <w:rPr>
+                <w:rFonts w:ascii="Yu Gothic" w:cs="Yu Gothic" w:eastAsia="Yu Gothic" w:hAnsi="Yu Gothic"/>
+                <w:sz w:val="19"/>
+                <w:szCs w:val="19"/>
+              </w:rPr>
+              <w:t xml:space="preserve">“こんな人が利用”の体験談導線</w:t>
+            </w:r>
+          </w:p>
+        </w:tc>
+      </w:tr>
+      <w:tr>
+        <w:tc>
+          <w:tcPr>
+            <w:tcW w:type="dxa" w:w="3560"/>
+            <w:shd w:fill="FBEDEF" w:val="clear"/>
+            <w:tcMar>
+              <w:top w:type="dxa" w:w="60"/>
+              <w:left w:type="dxa" w:w="110"/>
+              <w:bottom w:type="dxa" w:w="60"/>
+              <w:right w:type="dxa" w:w="110"/>
+            </w:tcMar>
+          </w:tcPr>
+          <w:p>
+            <w:pPr>
+              <w:spacing w:after="0" w:line="270"/>
+            </w:pPr>
+            <w:r>
+              <w:rPr>
+                <w:rFonts w:ascii="Yu Gothic" w:cs="Yu Gothic" w:eastAsia="Yu Gothic" w:hAnsi="Yu Gothic"/>
+                <w:sz w:val="19"/>
+                <w:szCs w:val="19"/>
+              </w:rPr>
+              <w:t xml:space="preserve">「何をされるか分からず怖い」</w:t>
+            </w:r>
+          </w:p>
+        </w:tc>
+        <w:tc>
+          <w:tcPr>
+            <w:tcW w:type="dxa" w:w="2600"/>
+            <w:shd w:fill="FBEDEF" w:val="clear"/>
+            <w:tcMar>
+              <w:top w:type="dxa" w:w="60"/>
+              <w:left w:type="dxa" w:w="110"/>
+              <w:bottom w:type="dxa" w:w="60"/>
+              <w:right w:type="dxa" w:w="110"/>
+            </w:tcMar>
+          </w:tcPr>
+          <w:p>
+            <w:pPr>
+              <w:spacing w:after="0" w:line="270"/>
+            </w:pPr>
+            <w:r>
+              <w:rPr>
+                <w:rFonts w:ascii="Yu Gothic" w:cs="Yu Gothic" w:eastAsia="Yu Gothic" w:hAnsi="Yu Gothic"/>
+                <w:sz w:val="19"/>
+                <w:szCs w:val="19"/>
+              </w:rPr>
+              <w:t xml:space="preserve">サービス説明</w:t>
+            </w:r>
+          </w:p>
+        </w:tc>
+        <w:tc>
+          <w:tcPr>
+            <w:tcW w:type="dxa" w:w="3200"/>
+            <w:shd w:fill="FBEDEF" w:val="clear"/>
+            <w:tcMar>
+              <w:top w:type="dxa" w:w="60"/>
+              <w:left w:type="dxa" w:w="110"/>
+              <w:bottom w:type="dxa" w:w="60"/>
+              <w:right w:type="dxa" w:w="110"/>
+            </w:tcMar>
+          </w:tcPr>
+          <w:p>
+            <w:pPr>
+              <w:spacing w:after="0" w:line="270"/>
+            </w:pPr>
+            <w:r>
+              <w:rPr>
+                <w:rFonts w:ascii="Yu Gothic" w:cs="Yu Gothic" w:eastAsia="Yu Gothic" w:hAnsi="Yu Gothic"/>
+                <w:sz w:val="19"/>
+                <w:szCs w:val="19"/>
+              </w:rPr>
+              <w:t xml:space="preserve">当日の流れを可視化</w:t>
+            </w:r>
+          </w:p>
+        </w:tc>
+      </w:tr>
+      <w:tr>
+        <w:tc>
+          <w:tcPr>
+            <w:tcW w:type="dxa" w:w="3560"/>
+            <w:shd w:fill="FFFFFF" w:val="clear"/>
+            <w:tcMar>
+              <w:top w:type="dxa" w:w="60"/>
+              <w:left w:type="dxa" w:w="110"/>
+              <w:bottom w:type="dxa" w:w="60"/>
+              <w:right w:type="dxa" w:w="110"/>
+            </w:tcMar>
+          </w:tcPr>
+          <w:p>
+            <w:pPr>
+              <w:spacing w:after="0" w:line="270"/>
+            </w:pPr>
+            <w:r>
+              <w:rPr>
+                <w:rFonts w:ascii="Yu Gothic" w:cs="Yu Gothic" w:eastAsia="Yu Gothic" w:hAnsi="Yu Gothic"/>
+                <w:sz w:val="19"/>
+                <w:szCs w:val="19"/>
+              </w:rPr>
+              <w:t xml:space="preserve">「高いかもと躊躇した」</w:t>
+            </w:r>
+          </w:p>
+        </w:tc>
+        <w:tc>
+          <w:tcPr>
+            <w:tcW w:type="dxa" w:w="2600"/>
+            <w:shd w:fill="FFFFFF" w:val="clear"/>
+            <w:tcMar>
+              <w:top w:type="dxa" w:w="60"/>
+              <w:left w:type="dxa" w:w="110"/>
+              <w:bottom w:type="dxa" w:w="60"/>
+              <w:right w:type="dxa" w:w="110"/>
+            </w:tcMar>
+          </w:tcPr>
+          <w:p>
+            <w:pPr>
+              <w:spacing w:after="0" w:line="270"/>
+            </w:pPr>
+            <w:r>
+              <w:rPr>
+                <w:rFonts w:ascii="Yu Gothic" w:cs="Yu Gothic" w:eastAsia="Yu Gothic" w:hAnsi="Yu Gothic"/>
+                <w:sz w:val="19"/>
+                <w:szCs w:val="19"/>
+              </w:rPr>
+              <w:t xml:space="preserve">料金</w:t>
+            </w:r>
+          </w:p>
+        </w:tc>
+        <w:tc>
+          <w:tcPr>
+            <w:tcW w:type="dxa" w:w="3200"/>
+            <w:shd w:fill="FFFFFF" w:val="clear"/>
+            <w:tcMar>
+              <w:top w:type="dxa" w:w="60"/>
+              <w:left w:type="dxa" w:w="110"/>
+              <w:bottom w:type="dxa" w:w="60"/>
+              <w:right w:type="dxa" w:w="110"/>
+            </w:tcMar>
+          </w:tcPr>
+          <w:p>
+            <w:pPr>
+              <w:spacing w:after="0" w:line="270"/>
+            </w:pPr>
+            <w:r>
+              <w:rPr>
+                <w:rFonts w:ascii="Yu Gothic" w:cs="Yu Gothic" w:eastAsia="Yu Gothic" w:hAnsi="Yu Gothic"/>
+                <w:sz w:val="19"/>
+                <w:szCs w:val="19"/>
+              </w:rPr>
+              <w:t xml:space="preserve">初回・コースの安心材料</w:t>
+            </w:r>
+          </w:p>
+        </w:tc>
+      </w:tr>
+    </w:tbl>
     <w:p>
       <w:pPr>
         <w:pStyle w:val="Heading3"/>
@@ -5058,7 +6059,484 @@
           <w:sz w:val="21"/>
           <w:szCs w:val="21"/>
         </w:rPr>
-        <w:t xml:space="preserve">【インタビュー後・記事化】</w:t>
+        <w:t xml:space="preserve">13-3. 声 → 設計変更への橋渡し</w:t>
+      </w:r>
+    </w:p>
+    <w:p>
+      <w:pPr>
+        <w:spacing w:after="120" w:before="60" w:line="300"/>
+      </w:pPr>
+      <w:r>
+        <w:rPr>
+          <w:rFonts w:ascii="Yu Gothic" w:cs="Yu Gothic" w:eastAsia="Yu Gothic" w:hAnsi="Yu Gothic"/>
+        </w:rPr>
+        <w:t xml:space="preserve">拾った本音を、具体的な改善アクションに変換します。</w:t>
+      </w:r>
+    </w:p>
+    <w:tbl>
+      <w:tblPr>
+        <w:tblW w:type="pct" w:w="100%"/>
+        <w:tblBorders>
+          <w:top w:val="single" w:color="E3C4CB" w:sz="4"/>
+          <w:left w:val="single" w:color="E3C4CB" w:sz="4"/>
+          <w:bottom w:val="single" w:color="E3C4CB" w:sz="4"/>
+          <w:right w:val="single" w:color="E3C4CB" w:sz="4"/>
+          <w:insideH w:val="single" w:color="E3C4CB" w:sz="4"/>
+          <w:insideV w:val="single" w:color="E3C4CB" w:sz="4"/>
+        </w:tblBorders>
+      </w:tblPr>
+      <w:tblGrid>
+        <w:gridCol w:w="4680"/>
+        <w:gridCol w:w="4680"/>
+      </w:tblGrid>
+      <w:tr>
+        <w:trPr>
+          <w:tblHeader/>
+        </w:trPr>
+        <w:tc>
+          <w:tcPr>
+            <w:tcW w:type="dxa" w:w="4680"/>
+            <w:shd w:fill="B3122F" w:val="clear"/>
+            <w:tcMar>
+              <w:top w:type="dxa" w:w="70"/>
+              <w:left w:type="dxa" w:w="110"/>
+              <w:bottom w:type="dxa" w:w="70"/>
+              <w:right w:type="dxa" w:w="110"/>
+            </w:tcMar>
+          </w:tcPr>
+          <w:p>
+            <w:pPr>
+              <w:spacing w:after="0" w:line="270"/>
+            </w:pPr>
+            <w:r>
+              <w:rPr>
+                <w:rFonts w:ascii="Yu Gothic" w:cs="Yu Gothic" w:eastAsia="Yu Gothic" w:hAnsi="Yu Gothic"/>
+                <w:b/>
+                <w:bCs/>
+                <w:color w:val="FFFFFF"/>
+                <w:sz w:val="19"/>
+                <w:szCs w:val="19"/>
+              </w:rPr>
+              <w:t xml:space="preserve">インタビューの発見</w:t>
+            </w:r>
+          </w:p>
+        </w:tc>
+        <w:tc>
+          <w:tcPr>
+            <w:tcW w:type="dxa" w:w="4680"/>
+            <w:shd w:fill="B3122F" w:val="clear"/>
+            <w:tcMar>
+              <w:top w:type="dxa" w:w="70"/>
+              <w:left w:type="dxa" w:w="110"/>
+              <w:bottom w:type="dxa" w:w="70"/>
+              <w:right w:type="dxa" w:w="110"/>
+            </w:tcMar>
+          </w:tcPr>
+          <w:p>
+            <w:pPr>
+              <w:spacing w:after="0" w:line="270"/>
+            </w:pPr>
+            <w:r>
+              <w:rPr>
+                <w:rFonts w:ascii="Yu Gothic" w:cs="Yu Gothic" w:eastAsia="Yu Gothic" w:hAnsi="Yu Gothic"/>
+                <w:b/>
+                <w:bCs/>
+                <w:color w:val="FFFFFF"/>
+                <w:sz w:val="19"/>
+                <w:szCs w:val="19"/>
+              </w:rPr>
+              <w:t xml:space="preserve">UX・コピーへの反映</w:t>
+            </w:r>
+          </w:p>
+        </w:tc>
+      </w:tr>
+      <w:tr>
+        <w:tc>
+          <w:tcPr>
+            <w:tcW w:type="dxa" w:w="4680"/>
+            <w:shd w:fill="FBEDEF" w:val="clear"/>
+            <w:tcMar>
+              <w:top w:type="dxa" w:w="60"/>
+              <w:left w:type="dxa" w:w="110"/>
+              <w:bottom w:type="dxa" w:w="60"/>
+              <w:right w:type="dxa" w:w="110"/>
+            </w:tcMar>
+          </w:tcPr>
+          <w:p>
+            <w:pPr>
+              <w:spacing w:after="0" w:line="270"/>
+            </w:pPr>
+            <w:r>
+              <w:rPr>
+                <w:rFonts w:ascii="Yu Gothic" w:cs="Yu Gothic" w:eastAsia="Yu Gothic" w:hAnsi="Yu Gothic"/>
+                <w:sz w:val="19"/>
+                <w:szCs w:val="19"/>
+              </w:rPr>
+              <w:t xml:space="preserve">決め手は「初めての方へ」ページだった</w:t>
+            </w:r>
+          </w:p>
+        </w:tc>
+        <w:tc>
+          <w:tcPr>
+            <w:tcW w:type="dxa" w:w="4680"/>
+            <w:shd w:fill="FBEDEF" w:val="clear"/>
+            <w:tcMar>
+              <w:top w:type="dxa" w:w="60"/>
+              <w:left w:type="dxa" w:w="110"/>
+              <w:bottom w:type="dxa" w:w="60"/>
+              <w:right w:type="dxa" w:w="110"/>
+            </w:tcMar>
+          </w:tcPr>
+          <w:p>
+            <w:pPr>
+              <w:spacing w:after="0" w:line="270"/>
+            </w:pPr>
+            <w:r>
+              <w:rPr>
+                <w:rFonts w:ascii="Yu Gothic" w:cs="Yu Gothic" w:eastAsia="Yu Gothic" w:hAnsi="Yu Gothic"/>
+                <w:sz w:val="19"/>
+                <w:szCs w:val="19"/>
+              </w:rPr>
+              <w:t xml:space="preserve">そのページへの導線をLP上部に配置</w:t>
+            </w:r>
+          </w:p>
+        </w:tc>
+      </w:tr>
+      <w:tr>
+        <w:tc>
+          <w:tcPr>
+            <w:tcW w:type="dxa" w:w="4680"/>
+            <w:shd w:fill="FFFFFF" w:val="clear"/>
+            <w:tcMar>
+              <w:top w:type="dxa" w:w="60"/>
+              <w:left w:type="dxa" w:w="110"/>
+              <w:bottom w:type="dxa" w:w="60"/>
+              <w:right w:type="dxa" w:w="110"/>
+            </w:tcMar>
+          </w:tcPr>
+          <w:p>
+            <w:pPr>
+              <w:spacing w:after="0" w:line="270"/>
+            </w:pPr>
+            <w:r>
+              <w:rPr>
+                <w:rFonts w:ascii="Yu Gothic" w:cs="Yu Gothic" w:eastAsia="Yu Gothic" w:hAnsi="Yu Gothic"/>
+                <w:sz w:val="19"/>
+                <w:szCs w:val="19"/>
+              </w:rPr>
+              <w:t xml:space="preserve">ボタン直前で“言い訳”を探していた</w:t>
+            </w:r>
+          </w:p>
+        </w:tc>
+        <w:tc>
+          <w:tcPr>
+            <w:tcW w:type="dxa" w:w="4680"/>
+            <w:shd w:fill="FFFFFF" w:val="clear"/>
+            <w:tcMar>
+              <w:top w:type="dxa" w:w="60"/>
+              <w:left w:type="dxa" w:w="110"/>
+              <w:bottom w:type="dxa" w:w="60"/>
+              <w:right w:type="dxa" w:w="110"/>
+            </w:tcMar>
+          </w:tcPr>
+          <w:p>
+            <w:pPr>
+              <w:spacing w:after="0" w:line="270"/>
+            </w:pPr>
+            <w:r>
+              <w:rPr>
+                <w:rFonts w:ascii="Yu Gothic" w:cs="Yu Gothic" w:eastAsia="Yu Gothic" w:hAnsi="Yu Gothic"/>
+                <w:sz w:val="19"/>
+                <w:szCs w:val="19"/>
+              </w:rPr>
+              <w:t xml:space="preserve">CTA近くに“背中を押す一言”のマイクロコピー</w:t>
+            </w:r>
+          </w:p>
+        </w:tc>
+      </w:tr>
+      <w:tr>
+        <w:tc>
+          <w:tcPr>
+            <w:tcW w:type="dxa" w:w="4680"/>
+            <w:shd w:fill="FBEDEF" w:val="clear"/>
+            <w:tcMar>
+              <w:top w:type="dxa" w:w="60"/>
+              <w:left w:type="dxa" w:w="110"/>
+              <w:bottom w:type="dxa" w:w="60"/>
+              <w:right w:type="dxa" w:w="110"/>
+            </w:tcMar>
+          </w:tcPr>
+          <w:p>
+            <w:pPr>
+              <w:spacing w:after="0" w:line="270"/>
+            </w:pPr>
+            <w:r>
+              <w:rPr>
+                <w:rFonts w:ascii="Yu Gothic" w:cs="Yu Gothic" w:eastAsia="Yu Gothic" w:hAnsi="Yu Gothic"/>
+                <w:sz w:val="19"/>
+                <w:szCs w:val="19"/>
+              </w:rPr>
+              <w:t xml:space="preserve">予想外に良かったのは「話を聞いてくれた」</w:t>
+            </w:r>
+          </w:p>
+        </w:tc>
+        <w:tc>
+          <w:tcPr>
+            <w:tcW w:type="dxa" w:w="4680"/>
+            <w:shd w:fill="FBEDEF" w:val="clear"/>
+            <w:tcMar>
+              <w:top w:type="dxa" w:w="60"/>
+              <w:left w:type="dxa" w:w="110"/>
+              <w:bottom w:type="dxa" w:w="60"/>
+              <w:right w:type="dxa" w:w="110"/>
+            </w:tcMar>
+          </w:tcPr>
+          <w:p>
+            <w:pPr>
+              <w:spacing w:after="0" w:line="270"/>
+            </w:pPr>
+            <w:r>
+              <w:rPr>
+                <w:rFonts w:ascii="Yu Gothic" w:cs="Yu Gothic" w:eastAsia="Yu Gothic" w:hAnsi="Yu Gothic"/>
+                <w:sz w:val="19"/>
+                <w:szCs w:val="19"/>
+              </w:rPr>
+              <w:t xml:space="preserve">LPの見出しを“施術”より“聴いてもらえる”へ</w:t>
+            </w:r>
+          </w:p>
+        </w:tc>
+      </w:tr>
+    </w:tbl>
+    <w:p>
+      <w:pPr>
+        <w:pStyle w:val="Heading3"/>
+        <w:spacing w:after="80" w:before="180"/>
+      </w:pPr>
+      <w:r>
+        <w:rPr>
+          <w:rFonts w:ascii="Yu Gothic" w:cs="Yu Gothic" w:eastAsia="Yu Gothic" w:hAnsi="Yu Gothic"/>
+          <w:b/>
+          <w:bCs/>
+          <w:color w:val="8A6D2B"/>
+          <w:sz w:val="21"/>
+          <w:szCs w:val="21"/>
+        </w:rPr>
+        <w:t xml:space="preserve">13-4. A/Bテストの仮説に落とす</w:t>
+      </w:r>
+    </w:p>
+    <w:p>
+      <w:pPr>
+        <w:spacing w:after="120" w:before="60" w:line="300"/>
+      </w:pPr>
+      <w:r>
+        <w:rPr>
+          <w:rFonts w:ascii="Yu Gothic" w:cs="Yu Gothic" w:eastAsia="Yu Gothic" w:hAnsi="Yu Gothic"/>
+        </w:rPr>
+        <w:t xml:space="preserve">発見を、検証できる仮説に変えます。「CTAボタンの直下に匿名保証の一文を足すと、予約完了率が上がる」→ 実際にテストして検証。</w:t>
+      </w:r>
+      <w:r>
+        <w:rPr>
+          <w:rFonts w:ascii="Yu Gothic" w:cs="Yu Gothic" w:eastAsia="Yu Gothic" w:hAnsi="Yu Gothic"/>
+          <w:b/>
+          <w:bCs/>
+        </w:rPr>
+        <w:t xml:space="preserve">声は仮説の源泉です。</w:t>
+      </w:r>
+    </w:p>
+    <w:p>
+      <w:pPr>
+        <w:pStyle w:val="Heading3"/>
+        <w:spacing w:after="80" w:before="180"/>
+      </w:pPr>
+      <w:r>
+        <w:rPr>
+          <w:rFonts w:ascii="Yu Gothic" w:cs="Yu Gothic" w:eastAsia="Yu Gothic" w:hAnsi="Yu Gothic"/>
+          <w:b/>
+          <w:bCs/>
+          <w:color w:val="8A6D2B"/>
+          <w:sz w:val="21"/>
+          <w:szCs w:val="21"/>
+        </w:rPr>
+        <w:t xml:space="preserve">13-5. ⚠️ 生存者バイアスに注意（UX改善が目的のとき）</w:t>
+      </w:r>
+    </w:p>
+    <w:p>
+      <w:pPr>
+        <w:spacing w:after="120" w:before="60" w:line="300"/>
+      </w:pPr>
+      <w:r>
+        <w:rPr>
+          <w:rFonts w:ascii="Yu Gothic" w:cs="Yu Gothic" w:eastAsia="Yu Gothic" w:hAnsi="Yu Gothic"/>
+        </w:rPr>
+        <w:t xml:space="preserve">記事づくりが目的なら“仲の良い常連”でOKです。ただし</w:t>
+      </w:r>
+      <w:r>
+        <w:rPr>
+          <w:rFonts w:ascii="Yu Gothic" w:cs="Yu Gothic" w:eastAsia="Yu Gothic" w:hAnsi="Yu Gothic"/>
+          <w:b/>
+          <w:bCs/>
+          <w:color w:val="B3122F"/>
+        </w:rPr>
+        <w:t xml:space="preserve">UX改善が目的なら、常連だけに聞くと「うまくいった人の声」しか集まりません（＝生存者バイアス）。</w:t>
+      </w:r>
+      <w:r>
+        <w:rPr>
+          <w:rFonts w:ascii="Yu Gothic" w:cs="Yu Gothic" w:eastAsia="Yu Gothic" w:hAnsi="Yu Gothic"/>
+        </w:rPr>
+        <w:t xml:space="preserve">予約直前で離脱した人・一度で離れた人こそ、フリクションの本命を知っています。可能なら「迷った末に予約した人」「一度で来なくなった人」も対象に含めると、改善データの精度が上がります。</w:t>
+      </w:r>
+    </w:p>
+    <w:p>
+      <w:r>
+        <w:br w:type="page"/>
+      </w:r>
+    </w:p>
+    <w:p>
+      <w:pPr>
+        <w:pStyle w:val="Heading1"/>
+        <w:pBdr>
+          <w:bottom w:val="single" w:color="B3122F" w:sz="12" w:space="6"/>
+        </w:pBdr>
+        <w:spacing w:after="140" w:before="320"/>
+      </w:pPr>
+      <w:r>
+        <w:rPr>
+          <w:rFonts w:ascii="Yu Gothic" w:cs="Yu Gothic" w:eastAsia="Yu Gothic" w:hAnsi="Yu Gothic"/>
+          <w:b/>
+          <w:bCs/>
+          <w:color w:val="B3122F"/>
+          <w:sz w:val="30"/>
+          <w:szCs w:val="30"/>
+        </w:rPr>
+        <w:t xml:space="preserve">14. 倫理・配慮（お客様の安全が最優先）</w:t>
+      </w:r>
+    </w:p>
+    <w:p>
+      <w:pPr>
+        <w:spacing w:after="120" w:before="60" w:line="300"/>
+      </w:pPr>
+      <w:r>
+        <w:rPr>
+          <w:rFonts w:ascii="Yu Gothic" w:cs="Yu Gothic" w:eastAsia="Yu Gothic" w:hAnsi="Yu Gothic"/>
+        </w:rPr>
+        <w:t xml:space="preserve">このインタビューは、感情の深いところに触れます。コンテンツの質より、お客様の安全と尊厳が常に優先です。</w:t>
+      </w:r>
+    </w:p>
+    <w:p>
+      <w:pPr>
+        <w:pStyle w:val="ListParagraph"/>
+        <w:numPr>
+          <w:ilvl w:val="0"/>
+          <w:numId w:val="2"/>
+        </w:numPr>
+        <w:spacing w:after="30" w:before="30" w:line="290"/>
+      </w:pPr>
+      <w:r>
+        <w:rPr>
+          <w:rFonts w:ascii="Yu Gothic" w:cs="Yu Gothic" w:eastAsia="Yu Gothic" w:hAnsi="Yu Gothic"/>
+        </w:rPr>
+        <w:t xml:space="preserve">「話したくない」と感じたらいつでも止められると、最初に必ず伝える</w:t>
+      </w:r>
+    </w:p>
+    <w:p>
+      <w:pPr>
+        <w:pStyle w:val="ListParagraph"/>
+        <w:numPr>
+          <w:ilvl w:val="0"/>
+          <w:numId w:val="2"/>
+        </w:numPr>
+        <w:spacing w:after="30" w:before="30" w:line="290"/>
+      </w:pPr>
+      <w:r>
+        <w:rPr>
+          <w:rFonts w:ascii="Yu Gothic" w:cs="Yu Gothic" w:eastAsia="Yu Gothic" w:hAnsi="Yu Gothic"/>
+        </w:rPr>
+        <w:t xml:space="preserve">お酒の場では判断力が下がる。過剰な暴露は、後日の確認で必ず削る</w:t>
+      </w:r>
+    </w:p>
+    <w:p>
+      <w:pPr>
+        <w:pStyle w:val="ListParagraph"/>
+        <w:numPr>
+          <w:ilvl w:val="0"/>
+          <w:numId w:val="2"/>
+        </w:numPr>
+        <w:spacing w:after="30" w:before="30" w:line="290"/>
+      </w:pPr>
+      <w:r>
+        <w:rPr>
+          <w:rFonts w:ascii="Yu Gothic" w:cs="Yu Gothic" w:eastAsia="Yu Gothic" w:hAnsi="Yu Gothic"/>
+        </w:rPr>
+        <w:t xml:space="preserve">過去のトラウマ・性的経験など、デリケートな領域に踏み込みすぎない。本人が自発的に話した範囲にとどめる</w:t>
+      </w:r>
+    </w:p>
+    <w:p>
+      <w:pPr>
+        <w:pStyle w:val="ListParagraph"/>
+        <w:numPr>
+          <w:ilvl w:val="0"/>
+          <w:numId w:val="2"/>
+        </w:numPr>
+        <w:spacing w:after="30" w:before="30" w:line="290"/>
+      </w:pPr>
+      <w:r>
+        <w:rPr>
+          <w:rFonts w:ascii="Yu Gothic" w:cs="Yu Gothic" w:eastAsia="Yu Gothic" w:hAnsi="Yu Gothic"/>
+        </w:rPr>
+        <w:t xml:space="preserve">掲載前の本人チェックは必ず入れる。安心が、次のインタビューにつながる</w:t>
+      </w:r>
+    </w:p>
+    <w:p>
+      <w:pPr>
+        <w:pStyle w:val="ListParagraph"/>
+        <w:numPr>
+          <w:ilvl w:val="0"/>
+          <w:numId w:val="2"/>
+        </w:numPr>
+        <w:spacing w:after="30" w:before="30" w:line="290"/>
+      </w:pPr>
+      <w:r>
+        <w:rPr>
+          <w:rFonts w:ascii="Yu Gothic" w:cs="Yu Gothic" w:eastAsia="Yu Gothic" w:hAnsi="Yu Gothic"/>
+        </w:rPr>
+        <w:t xml:space="preserve">キャスト本人や特定の指名客が識別できる情報は、編集で必ずぼかす</w:t>
+      </w:r>
+    </w:p>
+    <w:p>
+      <w:pPr>
+        <w:pStyle w:val="Heading1"/>
+        <w:pBdr>
+          <w:bottom w:val="single" w:color="B3122F" w:sz="12" w:space="6"/>
+        </w:pBdr>
+        <w:spacing w:after="140" w:before="320"/>
+      </w:pPr>
+      <w:r>
+        <w:rPr>
+          <w:rFonts w:ascii="Yu Gothic" w:cs="Yu Gothic" w:eastAsia="Yu Gothic" w:hAnsi="Yu Gothic"/>
+          <w:b/>
+          <w:bCs/>
+          <w:color w:val="B3122F"/>
+          <w:sz w:val="30"/>
+          <w:szCs w:val="30"/>
+        </w:rPr>
+        <w:t xml:space="preserve">15. チェックリスト</w:t>
+      </w:r>
+    </w:p>
+    <w:p>
+      <w:pPr>
+        <w:pStyle w:val="Heading3"/>
+        <w:spacing w:after="80" w:before="180"/>
+      </w:pPr>
+      <w:r>
+        <w:rPr>
+          <w:rFonts w:ascii="Yu Gothic" w:cs="Yu Gothic" w:eastAsia="Yu Gothic" w:hAnsi="Yu Gothic"/>
+          <w:b/>
+          <w:bCs/>
+          <w:color w:val="8A6D2B"/>
+          <w:sz w:val="21"/>
+          <w:szCs w:val="21"/>
+        </w:rPr>
+        <w:t xml:space="preserve">【インタビュー前】</w:t>
       </w:r>
     </w:p>
     <w:p>
@@ -5079,7 +6557,7 @@
         <w:rPr>
           <w:rFonts w:ascii="Yu Gothic" w:cs="Yu Gothic" w:eastAsia="Yu Gothic" w:hAnsi="Yu Gothic"/>
         </w:rPr>
-        <w:t xml:space="preserve">5分以内に「一番響いた発言」をメモ／当日中に文字起こし</w:t>
+        <w:t xml:space="preserve">対象者は「迷った経験のある常連」など、読者に近い人か</w:t>
       </w:r>
     </w:p>
     <w:p>
@@ -5100,7 +6578,7 @@
         <w:rPr>
           <w:rFonts w:ascii="Yu Gothic" w:cs="Yu Gothic" w:eastAsia="Yu Gothic" w:hAnsi="Yu Gothic"/>
         </w:rPr>
-        <w:t xml:space="preserve">時系列（①〜⑤）で再構成し、③ためらい・⑤利用後を厚く書いた</w:t>
+        <w:t xml:space="preserve">掲載名義・録音可否・公開前チェックの同意を取得</w:t>
       </w:r>
     </w:p>
     <w:p>
@@ -5121,7 +6599,24 @@
         <w:rPr>
           <w:rFonts w:ascii="Yu Gothic" w:cs="Yu Gothic" w:eastAsia="Yu Gothic" w:hAnsi="Yu Gothic"/>
         </w:rPr>
-        <w:t xml:space="preserve">お客様の言葉は「」でそのまま活かした</w:t>
+        <w:t xml:space="preserve">年代・職業カテゴリ・利用回数を確認</w:t>
+      </w:r>
+    </w:p>
+    <w:p>
+      <w:pPr>
+        <w:pStyle w:val="Heading3"/>
+        <w:spacing w:after="80" w:before="180"/>
+      </w:pPr>
+      <w:r>
+        <w:rPr>
+          <w:rFonts w:ascii="Yu Gothic" w:cs="Yu Gothic" w:eastAsia="Yu Gothic" w:hAnsi="Yu Gothic"/>
+          <w:b/>
+          <w:bCs/>
+          <w:color w:val="8A6D2B"/>
+          <w:sz w:val="21"/>
+          <w:szCs w:val="21"/>
+        </w:rPr>
+        <w:t xml:space="preserve">【インタビュー中】</w:t>
       </w:r>
     </w:p>
     <w:p>
@@ -5142,7 +6637,394 @@
         <w:rPr>
           <w:rFonts w:ascii="Yu Gothic" w:cs="Yu Gothic" w:eastAsia="Yu Gothic" w:hAnsi="Yu Gothic"/>
         </w:rPr>
+        <w:t xml:space="preserve">「理由」ではなく「シーン」から聞いた</w:t>
+      </w:r>
+    </w:p>
+    <w:p>
+      <w:pPr>
+        <w:spacing w:after="30" w:before="30" w:line="290"/>
+        <w:ind w:left="260" w:hanging="260"/>
+      </w:pPr>
+      <w:r>
+        <w:rPr>
+          <w:rFonts w:ascii="Yu Gothic" w:cs="Yu Gothic" w:eastAsia="Yu Gothic" w:hAnsi="Yu Gothic"/>
+          <w:b/>
+          <w:bCs/>
+          <w:color w:val="B3122F"/>
+        </w:rPr>
+        <w:t xml:space="preserve">☐  </w:t>
+      </w:r>
+      <w:r>
+        <w:rPr>
+          <w:rFonts w:ascii="Yu Gothic" w:cs="Yu Gothic" w:eastAsia="Yu Gothic" w:hAnsi="Yu Gothic"/>
+        </w:rPr>
+        <w:t xml:space="preserve">動機の核（フェーズ3）で最低1問、Whyを重ねた</w:t>
+      </w:r>
+    </w:p>
+    <w:p>
+      <w:pPr>
+        <w:spacing w:after="30" w:before="30" w:line="290"/>
+        <w:ind w:left="260" w:hanging="260"/>
+      </w:pPr>
+      <w:r>
+        <w:rPr>
+          <w:rFonts w:ascii="Yu Gothic" w:cs="Yu Gothic" w:eastAsia="Yu Gothic" w:hAnsi="Yu Gothic"/>
+          <w:b/>
+          <w:bCs/>
+          <w:color w:val="B3122F"/>
+        </w:rPr>
+        <w:t xml:space="preserve">☐  </w:t>
+      </w:r>
+      <w:r>
+        <w:rPr>
+          <w:rFonts w:ascii="Yu Gothic" w:cs="Yu Gothic" w:eastAsia="Yu Gothic" w:hAnsi="Yu Gothic"/>
+        </w:rPr>
+        <w:t xml:space="preserve">沈黙を埋めず、待てた</w:t>
+      </w:r>
+    </w:p>
+    <w:p>
+      <w:pPr>
+        <w:spacing w:after="30" w:before="30" w:line="290"/>
+        <w:ind w:left="260" w:hanging="260"/>
+      </w:pPr>
+      <w:r>
+        <w:rPr>
+          <w:rFonts w:ascii="Yu Gothic" w:cs="Yu Gothic" w:eastAsia="Yu Gothic" w:hAnsi="Yu Gothic"/>
+          <w:b/>
+          <w:bCs/>
+          <w:color w:val="B3122F"/>
+        </w:rPr>
+        <w:t xml:space="preserve">☐  </w:t>
+      </w:r>
+      <w:r>
+        <w:rPr>
+          <w:rFonts w:ascii="Yu Gothic" w:cs="Yu Gothic" w:eastAsia="Yu Gothic" w:hAnsi="Yu Gothic"/>
+        </w:rPr>
+        <w:t xml:space="preserve">「予約ボタンを押すまで」5コマの素材が揃った</w:t>
+      </w:r>
+    </w:p>
+    <w:p>
+      <w:pPr>
+        <w:spacing w:after="30" w:before="30" w:line="290"/>
+        <w:ind w:left="260" w:hanging="260"/>
+      </w:pPr>
+      <w:r>
+        <w:rPr>
+          <w:rFonts w:ascii="Yu Gothic" w:cs="Yu Gothic" w:eastAsia="Yu Gothic" w:hAnsi="Yu Gothic"/>
+          <w:b/>
+          <w:bCs/>
+          <w:color w:val="B3122F"/>
+        </w:rPr>
+        <w:t xml:space="preserve">☐  </w:t>
+      </w:r>
+      <w:r>
+        <w:rPr>
+          <w:rFonts w:ascii="Yu Gothic" w:cs="Yu Gothic" w:eastAsia="Yu Gothic" w:hAnsi="Yu Gothic"/>
+        </w:rPr>
+        <w:t xml:space="preserve">見出しになりそうな“強い発言”に★を付けた</w:t>
+      </w:r>
+    </w:p>
+    <w:p>
+      <w:pPr>
+        <w:pStyle w:val="Heading3"/>
+        <w:spacing w:after="80" w:before="180"/>
+      </w:pPr>
+      <w:r>
+        <w:rPr>
+          <w:rFonts w:ascii="Yu Gothic" w:cs="Yu Gothic" w:eastAsia="Yu Gothic" w:hAnsi="Yu Gothic"/>
+          <w:b/>
+          <w:bCs/>
+          <w:color w:val="8A6D2B"/>
+          <w:sz w:val="21"/>
+          <w:szCs w:val="21"/>
+        </w:rPr>
+        <w:t xml:space="preserve">【インタビュー後・記事化】</w:t>
+      </w:r>
+    </w:p>
+    <w:p>
+      <w:pPr>
+        <w:spacing w:after="30" w:before="30" w:line="290"/>
+        <w:ind w:left="260" w:hanging="260"/>
+      </w:pPr>
+      <w:r>
+        <w:rPr>
+          <w:rFonts w:ascii="Yu Gothic" w:cs="Yu Gothic" w:eastAsia="Yu Gothic" w:hAnsi="Yu Gothic"/>
+          <w:b/>
+          <w:bCs/>
+          <w:color w:val="B3122F"/>
+        </w:rPr>
+        <w:t xml:space="preserve">☐  </w:t>
+      </w:r>
+      <w:r>
+        <w:rPr>
+          <w:rFonts w:ascii="Yu Gothic" w:cs="Yu Gothic" w:eastAsia="Yu Gothic" w:hAnsi="Yu Gothic"/>
+        </w:rPr>
+        <w:t xml:space="preserve">5分以内に「一番響いた発言」をメモ／当日中に文字起こし</w:t>
+      </w:r>
+    </w:p>
+    <w:p>
+      <w:pPr>
+        <w:spacing w:after="30" w:before="30" w:line="290"/>
+        <w:ind w:left="260" w:hanging="260"/>
+      </w:pPr>
+      <w:r>
+        <w:rPr>
+          <w:rFonts w:ascii="Yu Gothic" w:cs="Yu Gothic" w:eastAsia="Yu Gothic" w:hAnsi="Yu Gothic"/>
+          <w:b/>
+          <w:bCs/>
+          <w:color w:val="B3122F"/>
+        </w:rPr>
+        <w:t xml:space="preserve">☐  </w:t>
+      </w:r>
+      <w:r>
+        <w:rPr>
+          <w:rFonts w:ascii="Yu Gothic" w:cs="Yu Gothic" w:eastAsia="Yu Gothic" w:hAnsi="Yu Gothic"/>
+        </w:rPr>
+        <w:t xml:space="preserve">時系列（①〜⑤）で再構成し、③ためらい・⑤利用後を厚く書いた</w:t>
+      </w:r>
+    </w:p>
+    <w:p>
+      <w:pPr>
+        <w:spacing w:after="30" w:before="30" w:line="290"/>
+        <w:ind w:left="260" w:hanging="260"/>
+      </w:pPr>
+      <w:r>
+        <w:rPr>
+          <w:rFonts w:ascii="Yu Gothic" w:cs="Yu Gothic" w:eastAsia="Yu Gothic" w:hAnsi="Yu Gothic"/>
+          <w:b/>
+          <w:bCs/>
+          <w:color w:val="B3122F"/>
+        </w:rPr>
+        <w:t xml:space="preserve">☐  </w:t>
+      </w:r>
+      <w:r>
+        <w:rPr>
+          <w:rFonts w:ascii="Yu Gothic" w:cs="Yu Gothic" w:eastAsia="Yu Gothic" w:hAnsi="Yu Gothic"/>
+        </w:rPr>
+        <w:t xml:space="preserve">お客様の言葉は「」でそのまま活かした</w:t>
+      </w:r>
+    </w:p>
+    <w:p>
+      <w:pPr>
+        <w:spacing w:after="30" w:before="30" w:line="290"/>
+        <w:ind w:left="260" w:hanging="260"/>
+      </w:pPr>
+      <w:r>
+        <w:rPr>
+          <w:rFonts w:ascii="Yu Gothic" w:cs="Yu Gothic" w:eastAsia="Yu Gothic" w:hAnsi="Yu Gothic"/>
+          <w:b/>
+          <w:bCs/>
+          <w:color w:val="B3122F"/>
+        </w:rPr>
+        <w:t xml:space="preserve">☐  </w:t>
+      </w:r>
+      <w:r>
+        <w:rPr>
+          <w:rFonts w:ascii="Yu Gothic" w:cs="Yu Gothic" w:eastAsia="Yu Gothic" w:hAnsi="Yu Gothic"/>
+        </w:rPr>
         <w:t xml:space="preserve">本人による公開前チェックを完了／個人が識別される情報をぼかした</w:t>
+      </w:r>
+    </w:p>
+    <w:p>
+      <w:pPr>
+        <w:pStyle w:val="Heading3"/>
+        <w:spacing w:after="80" w:before="180"/>
+      </w:pPr>
+      <w:r>
+        <w:rPr>
+          <w:rFonts w:ascii="Yu Gothic" w:cs="Yu Gothic" w:eastAsia="Yu Gothic" w:hAnsi="Yu Gothic"/>
+          <w:b/>
+          <w:bCs/>
+          <w:color w:val="8A6D2B"/>
+          <w:sz w:val="21"/>
+          <w:szCs w:val="21"/>
+        </w:rPr>
+        <w:t xml:space="preserve">【SEO実装（公開時）】</w:t>
+      </w:r>
+    </w:p>
+    <w:p>
+      <w:pPr>
+        <w:spacing w:after="30" w:before="30" w:line="290"/>
+        <w:ind w:left="260" w:hanging="260"/>
+      </w:pPr>
+      <w:r>
+        <w:rPr>
+          <w:rFonts w:ascii="Yu Gothic" w:cs="Yu Gothic" w:eastAsia="Yu Gothic" w:hAnsi="Yu Gothic"/>
+          <w:b/>
+          <w:bCs/>
+          <w:color w:val="B3122F"/>
+        </w:rPr>
+        <w:t xml:space="preserve">☐  </w:t>
+      </w:r>
+      <w:r>
+        <w:rPr>
+          <w:rFonts w:ascii="Yu Gothic" w:cs="Yu Gothic" w:eastAsia="Yu Gothic" w:hAnsi="Yu Gothic"/>
+        </w:rPr>
+        <w:t xml:space="preserve">title・meta を型どおりに作成／代表KWを1つ決めた</w:t>
+      </w:r>
+    </w:p>
+    <w:p>
+      <w:pPr>
+        <w:spacing w:after="30" w:before="30" w:line="290"/>
+        <w:ind w:left="260" w:hanging="260"/>
+      </w:pPr>
+      <w:r>
+        <w:rPr>
+          <w:rFonts w:ascii="Yu Gothic" w:cs="Yu Gothic" w:eastAsia="Yu Gothic" w:hAnsi="Yu Gothic"/>
+          <w:b/>
+          <w:bCs/>
+          <w:color w:val="B3122F"/>
+        </w:rPr>
+        <w:t xml:space="preserve">☐  </w:t>
+      </w:r>
+      <w:r>
+        <w:rPr>
+          <w:rFonts w:ascii="Yu Gothic" w:cs="Yu Gothic" w:eastAsia="Yu Gothic" w:hAnsi="Yu Gothic"/>
+        </w:rPr>
+        <w:t xml:space="preserve">内部リンク3本／FAQPage schema を付与（Review schemaは付けない）</w:t>
+      </w:r>
+    </w:p>
+    <w:p>
+      <w:pPr>
+        <w:spacing w:after="30" w:before="30" w:line="290"/>
+        <w:ind w:left="260" w:hanging="260"/>
+      </w:pPr>
+      <w:r>
+        <w:rPr>
+          <w:rFonts w:ascii="Yu Gothic" w:cs="Yu Gothic" w:eastAsia="Yu Gothic" w:hAnsi="Yu Gothic"/>
+          <w:b/>
+          <w:bCs/>
+          <w:color w:val="B3122F"/>
+        </w:rPr>
+        <w:t xml:space="preserve">☐  </w:t>
+      </w:r>
+      <w:r>
+        <w:rPr>
+          <w:rFonts w:ascii="Yu Gothic" w:cs="Yu Gothic" w:eastAsia="Yu Gothic" w:hAnsi="Yu Gothic"/>
+        </w:rPr>
+        <w:t xml:space="preserve">属性（年代・職業・利用歴）を明記／個人特定情報をぼかした</w:t>
+      </w:r>
+    </w:p>
+    <w:p>
+      <w:pPr>
+        <w:spacing w:after="30" w:before="30" w:line="290"/>
+        <w:ind w:left="260" w:hanging="260"/>
+      </w:pPr>
+      <w:r>
+        <w:rPr>
+          <w:rFonts w:ascii="Yu Gothic" w:cs="Yu Gothic" w:eastAsia="Yu Gothic" w:hAnsi="Yu Gothic"/>
+          <w:b/>
+          <w:bCs/>
+          <w:color w:val="B3122F"/>
+        </w:rPr>
+        <w:t xml:space="preserve">☐  </w:t>
+      </w:r>
+      <w:r>
+        <w:rPr>
+          <w:rFonts w:ascii="Yu Gothic" w:cs="Yu Gothic" w:eastAsia="Yu Gothic" w:hAnsi="Yu Gothic"/>
+        </w:rPr>
+        <w:t xml:space="preserve">GSC・GA4で計測できる状態にした</w:t>
+      </w:r>
+    </w:p>
+    <w:p>
+      <w:pPr>
+        <w:pStyle w:val="Heading3"/>
+        <w:spacing w:after="80" w:before="180"/>
+      </w:pPr>
+      <w:r>
+        <w:rPr>
+          <w:rFonts w:ascii="Yu Gothic" w:cs="Yu Gothic" w:eastAsia="Yu Gothic" w:hAnsi="Yu Gothic"/>
+          <w:b/>
+          <w:bCs/>
+          <w:color w:val="8A6D2B"/>
+          <w:sz w:val="21"/>
+          <w:szCs w:val="21"/>
+        </w:rPr>
+        <w:t xml:space="preserve">【UX活用（改善目的のときは任意）】</w:t>
+      </w:r>
+    </w:p>
+    <w:p>
+      <w:pPr>
+        <w:spacing w:after="30" w:before="30" w:line="290"/>
+        <w:ind w:left="260" w:hanging="260"/>
+      </w:pPr>
+      <w:r>
+        <w:rPr>
+          <w:rFonts w:ascii="Yu Gothic" w:cs="Yu Gothic" w:eastAsia="Yu Gothic" w:hAnsi="Yu Gothic"/>
+          <w:b/>
+          <w:bCs/>
+          <w:color w:val="B3122F"/>
+        </w:rPr>
+        <w:t xml:space="preserve">☐  </w:t>
+      </w:r>
+      <w:r>
+        <w:rPr>
+          <w:rFonts w:ascii="Yu Gothic" w:cs="Yu Gothic" w:eastAsia="Yu Gothic" w:hAnsi="Yu Gothic"/>
+        </w:rPr>
+        <w:t xml:space="preserve">印象的な発言を切り出してグルーピングした</w:t>
+      </w:r>
+    </w:p>
+    <w:p>
+      <w:pPr>
+        <w:spacing w:after="30" w:before="30" w:line="290"/>
+        <w:ind w:left="260" w:hanging="260"/>
+      </w:pPr>
+      <w:r>
+        <w:rPr>
+          <w:rFonts w:ascii="Yu Gothic" w:cs="Yu Gothic" w:eastAsia="Yu Gothic" w:hAnsi="Yu Gothic"/>
+          <w:b/>
+          <w:bCs/>
+          <w:color w:val="B3122F"/>
+        </w:rPr>
+        <w:t xml:space="preserve">☐  </w:t>
+      </w:r>
+      <w:r>
+        <w:rPr>
+          <w:rFonts w:ascii="Yu Gothic" w:cs="Yu Gothic" w:eastAsia="Yu Gothic" w:hAnsi="Yu Gothic"/>
+        </w:rPr>
+        <w:t xml:space="preserve">フリクション一覧を更新した</w:t>
+      </w:r>
+    </w:p>
+    <w:p>
+      <w:pPr>
+        <w:spacing w:after="30" w:before="30" w:line="290"/>
+        <w:ind w:left="260" w:hanging="260"/>
+      </w:pPr>
+      <w:r>
+        <w:rPr>
+          <w:rFonts w:ascii="Yu Gothic" w:cs="Yu Gothic" w:eastAsia="Yu Gothic" w:hAnsi="Yu Gothic"/>
+          <w:b/>
+          <w:bCs/>
+          <w:color w:val="B3122F"/>
+        </w:rPr>
+        <w:t xml:space="preserve">☐  </w:t>
+      </w:r>
+      <w:r>
+        <w:rPr>
+          <w:rFonts w:ascii="Yu Gothic" w:cs="Yu Gothic" w:eastAsia="Yu Gothic" w:hAnsi="Yu Gothic"/>
+        </w:rPr>
+        <w:t xml:space="preserve">改善アクション／A/Bテスト仮説に1つ以上つなげた</w:t>
+      </w:r>
+    </w:p>
+    <w:p>
+      <w:pPr>
+        <w:spacing w:after="30" w:before="30" w:line="290"/>
+        <w:ind w:left="260" w:hanging="260"/>
+      </w:pPr>
+      <w:r>
+        <w:rPr>
+          <w:rFonts w:ascii="Yu Gothic" w:cs="Yu Gothic" w:eastAsia="Yu Gothic" w:hAnsi="Yu Gothic"/>
+          <w:b/>
+          <w:bCs/>
+          <w:color w:val="B3122F"/>
+        </w:rPr>
+        <w:t xml:space="preserve">☐  </w:t>
+      </w:r>
+      <w:r>
+        <w:rPr>
+          <w:rFonts w:ascii="Yu Gothic" w:cs="Yu Gothic" w:eastAsia="Yu Gothic" w:hAnsi="Yu Gothic"/>
+        </w:rPr>
+        <w:t xml:space="preserve">（改善目的なら）常連以外＝離脱・一度きりの人の声も集めた</w:t>
       </w:r>
     </w:p>
     <w:p>
